--- a/SCIM.docx
+++ b/SCIM.docx
@@ -11,94 +11,64 @@
         <w:t>SCIM</w:t>
       </w:r>
       <w:r>
+        <w:t xml:space="preserve"> (System for Cross-domain Identity </w:t>
+      </w:r>
+      <w:proofErr w:type="gramStart"/>
+      <w:r>
+        <w:t xml:space="preserve">Management) </w:t>
+      </w:r>
+      <w:r>
+        <w:t xml:space="preserve"> is</w:t>
+      </w:r>
+      <w:proofErr w:type="gramEnd"/>
+      <w:r>
+        <w:t xml:space="preserve"> a</w:t>
+      </w:r>
+      <w:r>
+        <w:t>n</w:t>
+      </w:r>
+      <w:r>
+        <w:t xml:space="preserve"> open </w:t>
+      </w:r>
+      <w:r>
+        <w:rPr>
+          <w:b/>
+          <w:bCs/>
+        </w:rPr>
+        <w:t>IETF</w:t>
+      </w:r>
+      <w:r>
+        <w:t xml:space="preserve"> (Internet Engineering Task Force) </w:t>
+      </w:r>
+      <w:r>
+        <w:rPr>
+          <w:b/>
+          <w:bCs/>
+        </w:rPr>
+        <w:t>standard</w:t>
+      </w:r>
+      <w:r>
+        <w:t xml:space="preserve"> that follow and combine different RFC</w:t>
+      </w:r>
+      <w:r>
+        <w:rPr>
+          <w:b/>
+          <w:bCs/>
+        </w:rPr>
         <w:t xml:space="preserve"> </w:t>
       </w:r>
       <w:r>
-        <w:t xml:space="preserve">(System for Cross-domain Identity Management) </w:t>
-      </w:r>
-      <w:r>
-        <w:t xml:space="preserve"> is a</w:t>
-      </w:r>
-      <w:r>
-        <w:t>n</w:t>
-      </w:r>
-      <w:r>
-        <w:t xml:space="preserve"> </w:t>
-      </w:r>
-      <w:r>
-        <w:t xml:space="preserve">open </w:t>
-      </w:r>
-      <w:r>
-        <w:rPr>
-          <w:b/>
-          <w:bCs/>
-        </w:rPr>
-        <w:t>IETF</w:t>
-      </w:r>
-      <w:r>
-        <w:t xml:space="preserve"> (Internet Engineering Task Force) </w:t>
-      </w:r>
-      <w:r>
-        <w:rPr>
-          <w:b/>
-          <w:bCs/>
-        </w:rPr>
-        <w:t>standard</w:t>
-      </w:r>
-      <w:r>
-        <w:t xml:space="preserve"> that follow and combine different RFC</w:t>
-      </w:r>
-      <w:r>
-        <w:rPr>
-          <w:b/>
-          <w:bCs/>
-        </w:rPr>
-        <w:t xml:space="preserve"> </w:t>
-      </w:r>
-      <w:r>
-        <w:rPr>
-          <w:b/>
-          <w:bCs/>
-        </w:rPr>
-        <w:t xml:space="preserve">specification </w:t>
-      </w:r>
-      <w:r>
-        <w:rPr>
-          <w:b/>
-          <w:bCs/>
-        </w:rPr>
-        <w:t xml:space="preserve">and </w:t>
-      </w:r>
-      <w:r>
-        <w:rPr>
-          <w:b/>
-          <w:bCs/>
-        </w:rPr>
-        <w:t>is a universal translator for identity data</w:t>
+        <w:rPr>
+          <w:b/>
+          <w:bCs/>
+        </w:rPr>
+        <w:t>specification and is a universal translator for identity data</w:t>
       </w:r>
       <w:r>
         <w:t>.</w:t>
       </w:r>
       <w:r>
-        <w:t xml:space="preserve"> It </w:t>
-      </w:r>
-      <w:r>
-        <w:t>is an open standard designed to automate user provisioning</w:t>
-      </w:r>
-      <w:r>
-        <w:t xml:space="preserve"> and let </w:t>
-      </w:r>
-      <w:r>
-        <w:t xml:space="preserve">different systems (like an HR tool and an Identity Provider) talk to each other seamlessly, </w:t>
-      </w:r>
-      <w:r>
-        <w:t xml:space="preserve">using </w:t>
-      </w:r>
-      <w:r>
-        <w:t>SCIM</w:t>
-      </w:r>
-      <w:r>
-        <w:t xml:space="preserve"> APIs.</w:t>
+        <w:t xml:space="preserve"> It is an open standard designed to automate user provisioning and let different systems (like an HR tool and an Identity Provider) talk to each other seamlessly, using SCIM APIs.</w:t>
       </w:r>
     </w:p>
     <w:p>
@@ -206,6 +176,7 @@
         <w:rPr>
           <w:b/>
           <w:bCs/>
+          <w:noProof/>
         </w:rPr>
         <w:lastRenderedPageBreak/>
         <w:drawing>
@@ -282,6 +253,7 @@
         </w:rPr>
         <w:t xml:space="preserve"> Core </w:t>
       </w:r>
+      <w:proofErr w:type="gramStart"/>
       <w:r>
         <w:rPr>
           <w:b/>
@@ -294,7 +266,15 @@
           <w:b/>
           <w:bCs/>
         </w:rPr>
-        <w:t xml:space="preserve"> is “</w:t>
+        <w:t xml:space="preserve"> is</w:t>
+      </w:r>
+      <w:proofErr w:type="gramEnd"/>
+      <w:r>
+        <w:rPr>
+          <w:b/>
+          <w:bCs/>
+        </w:rPr>
+        <w:t xml:space="preserve"> “</w:t>
       </w:r>
       <w:r>
         <w:rPr>
@@ -435,7 +415,71 @@
           <w:b/>
           <w:bCs/>
         </w:rPr>
-        <w:t>The Baseline Blueprint (urn:ietf:params:scim:schemas:core:2.0:User):</w:t>
+        <w:t>The Baseline Blueprint (</w:t>
+      </w:r>
+      <w:proofErr w:type="gramStart"/>
+      <w:r>
+        <w:rPr>
+          <w:b/>
+          <w:bCs/>
+        </w:rPr>
+        <w:t>urn:ietf</w:t>
+      </w:r>
+      <w:proofErr w:type="gramEnd"/>
+      <w:r>
+        <w:rPr>
+          <w:b/>
+          <w:bCs/>
+        </w:rPr>
+        <w:t>:</w:t>
+      </w:r>
+      <w:proofErr w:type="gramStart"/>
+      <w:r>
+        <w:rPr>
+          <w:b/>
+          <w:bCs/>
+        </w:rPr>
+        <w:t>params:scim</w:t>
+      </w:r>
+      <w:proofErr w:type="gramEnd"/>
+      <w:r>
+        <w:rPr>
+          <w:b/>
+          <w:bCs/>
+        </w:rPr>
+        <w:t>:</w:t>
+      </w:r>
+      <w:proofErr w:type="gramStart"/>
+      <w:r>
+        <w:rPr>
+          <w:b/>
+          <w:bCs/>
+        </w:rPr>
+        <w:t>schemas:core</w:t>
+      </w:r>
+      <w:proofErr w:type="gramEnd"/>
+      <w:r>
+        <w:rPr>
+          <w:b/>
+          <w:bCs/>
+        </w:rPr>
+        <w:t>:2.</w:t>
+      </w:r>
+      <w:proofErr w:type="gramStart"/>
+      <w:r>
+        <w:rPr>
+          <w:b/>
+          <w:bCs/>
+        </w:rPr>
+        <w:t>0:User</w:t>
+      </w:r>
+      <w:proofErr w:type="gramEnd"/>
+      <w:r>
+        <w:rPr>
+          <w:b/>
+          <w:bCs/>
+        </w:rPr>
+        <w:t>):</w:t>
       </w:r>
       <w:r>
         <w:t xml:space="preserve"> Dictates standard primitives (</w:t>
@@ -477,7 +521,71 @@
           <w:b/>
           <w:bCs/>
         </w:rPr>
-        <w:t>Standard Enterprise Extension (urn:ietf:params:scim:schemas:extension:enterprise:2.0:User):</w:t>
+        <w:t>Standard Enterprise Extension (</w:t>
+      </w:r>
+      <w:proofErr w:type="gramStart"/>
+      <w:r>
+        <w:rPr>
+          <w:b/>
+          <w:bCs/>
+        </w:rPr>
+        <w:t>urn:ietf</w:t>
+      </w:r>
+      <w:proofErr w:type="gramEnd"/>
+      <w:r>
+        <w:rPr>
+          <w:b/>
+          <w:bCs/>
+        </w:rPr>
+        <w:t>:</w:t>
+      </w:r>
+      <w:proofErr w:type="gramStart"/>
+      <w:r>
+        <w:rPr>
+          <w:b/>
+          <w:bCs/>
+        </w:rPr>
+        <w:t>params:scim</w:t>
+      </w:r>
+      <w:proofErr w:type="gramEnd"/>
+      <w:r>
+        <w:rPr>
+          <w:b/>
+          <w:bCs/>
+        </w:rPr>
+        <w:t>:</w:t>
+      </w:r>
+      <w:proofErr w:type="gramStart"/>
+      <w:r>
+        <w:rPr>
+          <w:b/>
+          <w:bCs/>
+        </w:rPr>
+        <w:t>schemas:extension</w:t>
+      </w:r>
+      <w:proofErr w:type="gramEnd"/>
+      <w:r>
+        <w:rPr>
+          <w:b/>
+          <w:bCs/>
+        </w:rPr>
+        <w:t>:enterprise:2.</w:t>
+      </w:r>
+      <w:proofErr w:type="gramStart"/>
+      <w:r>
+        <w:rPr>
+          <w:b/>
+          <w:bCs/>
+        </w:rPr>
+        <w:t>0:User</w:t>
+      </w:r>
+      <w:proofErr w:type="gramEnd"/>
+      <w:r>
+        <w:rPr>
+          <w:b/>
+          <w:bCs/>
+        </w:rPr>
+        <w:t>):</w:t>
       </w:r>
       <w:r>
         <w:t xml:space="preserve"> A pre-defined structural extension built into the RFC to standardize corporate-specific metadata (</w:t>
@@ -567,7 +675,39 @@
         <w:t>Namespace Isolation (URNs):</w:t>
       </w:r>
       <w:r>
-        <w:t xml:space="preserve"> Custom attributes cannot simply be injected loosely into the root JSON object. They must be grouped inside a custom, site-specific Uniform Resource Name namespace (e.g., urn:ietf:params:scim:schemas:extension:yourcompany:2.0:User).</w:t>
+        <w:t xml:space="preserve"> Custom attributes cannot simply be injected loosely into the root JSON object. They must be grouped inside a custom, site-specific Uniform Resource Name namespace (e.g., </w:t>
+      </w:r>
+      <w:proofErr w:type="gramStart"/>
+      <w:r>
+        <w:t>urn:ietf</w:t>
+      </w:r>
+      <w:proofErr w:type="gramEnd"/>
+      <w:r>
+        <w:t>:</w:t>
+      </w:r>
+      <w:proofErr w:type="gramStart"/>
+      <w:r>
+        <w:t>params:scim</w:t>
+      </w:r>
+      <w:proofErr w:type="gramEnd"/>
+      <w:r>
+        <w:t>:</w:t>
+      </w:r>
+      <w:proofErr w:type="gramStart"/>
+      <w:r>
+        <w:t>schemas:extension</w:t>
+      </w:r>
+      <w:proofErr w:type="gramEnd"/>
+      <w:r>
+        <w:t>:yourcompany:2.</w:t>
+      </w:r>
+      <w:proofErr w:type="gramStart"/>
+      <w:r>
+        <w:t>0:User</w:t>
+      </w:r>
+      <w:proofErr w:type="gramEnd"/>
+      <w:r>
+        <w:t>).</w:t>
       </w:r>
     </w:p>
     <w:p>
@@ -921,7 +1061,15 @@
         <w:t>allows</w:t>
       </w:r>
       <w:r>
-        <w:t xml:space="preserve"> external Identity Governance  platforms—specifically </w:t>
+        <w:t xml:space="preserve"> external Identity </w:t>
+      </w:r>
+      <w:proofErr w:type="gramStart"/>
+      <w:r>
+        <w:t>Governance  platforms</w:t>
+      </w:r>
+      <w:proofErr w:type="gramEnd"/>
+      <w:r>
+        <w:t xml:space="preserve">—specifically </w:t>
       </w:r>
       <w:r>
         <w:rPr>
@@ -941,31 +1089,89 @@
         <w:t>to leverage their out-of-the-box standard provisioning engine</w:t>
       </w:r>
       <w:r>
-        <w:t xml:space="preserve">, </w:t>
-      </w:r>
-      <w:r>
-        <w:t>Universal SCIM Connector</w:t>
-      </w:r>
-      <w:r>
-        <w:t>,</w:t>
-      </w:r>
-      <w:r>
+        <w:t xml:space="preserve">, Universal SCIM Connector, </w:t>
+      </w:r>
+      <w:r>
+        <w:rPr>
+          <w:b/>
+          <w:bCs/>
+        </w:rPr>
+        <w:t xml:space="preserve">to </w:t>
+      </w:r>
+      <w:proofErr w:type="spellStart"/>
+      <w:r>
+        <w:rPr>
+          <w:b/>
+          <w:bCs/>
+        </w:rPr>
+        <w:t>headlessly</w:t>
+      </w:r>
+      <w:proofErr w:type="spellEnd"/>
+      <w:r>
+        <w:rPr>
+          <w:b/>
+          <w:bCs/>
+        </w:rPr>
         <w:t xml:space="preserve"> </w:t>
       </w:r>
-      <w:r>
-        <w:rPr>
-          <w:b/>
-          <w:bCs/>
-        </w:rPr>
-        <w:t xml:space="preserve">to </w:t>
-      </w:r>
+      <w:proofErr w:type="gramStart"/>
+      <w:r>
+        <w:rPr>
+          <w:b/>
+          <w:bCs/>
+        </w:rPr>
+        <w:t>manage  user</w:t>
+      </w:r>
+      <w:proofErr w:type="gramEnd"/>
+      <w:r>
+        <w:rPr>
+          <w:b/>
+          <w:bCs/>
+        </w:rPr>
+        <w:t xml:space="preserve"> directory lifecycle states (Joiners, Movers, Leavers) using standard protocol</w:t>
+      </w:r>
+      <w:r>
+        <w:t xml:space="preserve"> payloads, removing the need for custom API development or manual administration."</w:t>
+      </w:r>
+    </w:p>
+    <w:p>
+      <w:pPr>
+        <w:rPr>
+          <w:b/>
+          <w:bCs/>
+        </w:rPr>
+      </w:pPr>
+    </w:p>
+    <w:p>
+      <w:pPr>
+        <w:rPr>
+          <w:b/>
+          <w:bCs/>
+        </w:rPr>
+      </w:pPr>
+    </w:p>
+    <w:p>
+      <w:pPr>
+        <w:rPr>
+          <w:b/>
+          <w:bCs/>
+        </w:rPr>
+      </w:pPr>
+    </w:p>
+    <w:p>
+      <w:pPr>
+        <w:rPr>
+          <w:b/>
+          <w:bCs/>
+        </w:rPr>
+      </w:pPr>
       <w:proofErr w:type="spellStart"/>
       <w:r>
         <w:rPr>
           <w:b/>
           <w:bCs/>
         </w:rPr>
-        <w:t>headlessly</w:t>
+        <w:t>PingOne</w:t>
       </w:r>
       <w:proofErr w:type="spellEnd"/>
       <w:r>
@@ -973,50 +1179,22 @@
           <w:b/>
           <w:bCs/>
         </w:rPr>
-        <w:t xml:space="preserve"> manage  user directory lifecycle states (Joiners, Movers, Leavers) using standard protocol</w:t>
-      </w:r>
-      <w:r>
-        <w:t xml:space="preserve"> payloads, removing the need for custom API development or manual administration."</w:t>
-      </w:r>
-    </w:p>
-    <w:p>
-      <w:pPr>
-        <w:rPr>
-          <w:b/>
-          <w:bCs/>
-        </w:rPr>
-      </w:pPr>
-    </w:p>
-    <w:p>
-      <w:pPr>
-        <w:rPr>
-          <w:b/>
-          <w:bCs/>
-        </w:rPr>
-      </w:pPr>
-    </w:p>
-    <w:p>
-      <w:pPr>
-        <w:rPr>
-          <w:b/>
-          <w:bCs/>
-        </w:rPr>
-      </w:pPr>
-    </w:p>
-    <w:p>
-      <w:pPr>
-        <w:rPr>
-          <w:b/>
-          <w:bCs/>
-        </w:rPr>
-      </w:pPr>
+        <w:t xml:space="preserve">: </w:t>
+      </w:r>
+      <w:r>
+        <w:rPr>
+          <w:b/>
+          <w:bCs/>
+        </w:rPr>
+        <w:t>a cloud-native, multi-tenant Identity-as-a-Service (</w:t>
+      </w:r>
       <w:proofErr w:type="spellStart"/>
       <w:r>
         <w:rPr>
           <w:b/>
           <w:bCs/>
         </w:rPr>
-        <w:t>PingOne</w:t>
+        <w:t>IDaaS</w:t>
       </w:r>
       <w:proofErr w:type="spellEnd"/>
       <w:r>
@@ -1024,29 +1202,6 @@
           <w:b/>
           <w:bCs/>
         </w:rPr>
-        <w:t xml:space="preserve">: </w:t>
-      </w:r>
-      <w:r>
-        <w:rPr>
-          <w:b/>
-          <w:bCs/>
-        </w:rPr>
-        <w:t>a cloud-native, multi-tenant Identity-as-a-Service (</w:t>
-      </w:r>
-      <w:proofErr w:type="spellStart"/>
-      <w:r>
-        <w:rPr>
-          <w:b/>
-          <w:bCs/>
-        </w:rPr>
-        <w:t>IDaaS</w:t>
-      </w:r>
-      <w:proofErr w:type="spellEnd"/>
-      <w:r>
-        <w:rPr>
-          <w:b/>
-          <w:bCs/>
-        </w:rPr>
         <w:t>) platform</w:t>
       </w:r>
     </w:p>
@@ -1069,6 +1224,7 @@
         <w:rPr>
           <w:b/>
           <w:bCs/>
+          <w:noProof/>
         </w:rPr>
         <w:drawing>
           <wp:inline distT="0" distB="0" distL="0" distR="0" wp14:anchorId="2463FC72" wp14:editId="47959BA0">
@@ -1139,27 +1295,45 @@
           <w:bCs/>
         </w:rPr>
       </w:pPr>
-      <w:r>
-        <w:rPr>
-          <w:b/>
-          <w:bCs/>
-        </w:rPr>
-        <w:t>  The Core Directory: It securely stores active workforce and customer identity profiles, credentials, and group memberships.</w:t>
-      </w:r>
-    </w:p>
-    <w:p>
-      <w:pPr>
-        <w:rPr>
-          <w:b/>
-          <w:bCs/>
-        </w:rPr>
-      </w:pPr>
-      <w:r>
-        <w:rPr>
-          <w:b/>
-          <w:bCs/>
-        </w:rPr>
-        <w:t>  The Access Engine: It handles single sign-on (SSO) portals, multi-factor authentication (MFA) prompts, federation protocols (OIDC, SAML), and dynamic access token distribution.</w:t>
+      <w:proofErr w:type="gramStart"/>
+      <w:r>
+        <w:rPr>
+          <w:b/>
+          <w:bCs/>
+        </w:rPr>
+        <w:t>  The</w:t>
+      </w:r>
+      <w:proofErr w:type="gramEnd"/>
+      <w:r>
+        <w:rPr>
+          <w:b/>
+          <w:bCs/>
+        </w:rPr>
+        <w:t xml:space="preserve"> Core Directory: It securely stores active workforce and customer identity profiles, credentials, and group memberships.</w:t>
+      </w:r>
+    </w:p>
+    <w:p>
+      <w:pPr>
+        <w:rPr>
+          <w:b/>
+          <w:bCs/>
+        </w:rPr>
+      </w:pPr>
+      <w:proofErr w:type="gramStart"/>
+      <w:r>
+        <w:rPr>
+          <w:b/>
+          <w:bCs/>
+        </w:rPr>
+        <w:t>  The</w:t>
+      </w:r>
+      <w:proofErr w:type="gramEnd"/>
+      <w:r>
+        <w:rPr>
+          <w:b/>
+          <w:bCs/>
+        </w:rPr>
+        <w:t xml:space="preserve"> Access Engine: It handles single sign-on (SSO) portals, multi-factor authentication (MFA) prompts, federation protocols (OIDC, SAML), and dynamic access token distribution.</w:t>
       </w:r>
     </w:p>
     <w:p>
@@ -1631,6 +1805,66 @@
           <w:bCs/>
         </w:rPr>
       </w:pPr>
+      <w:r>
+        <w:rPr>
+          <w:b/>
+          <w:bCs/>
+        </w:rPr>
+        <w:t>SCIM API Payload example with Standard and Custom Data</w:t>
+      </w:r>
+    </w:p>
+    <w:p>
+      <w:pPr>
+        <w:rPr>
+          <w:b/>
+          <w:bCs/>
+        </w:rPr>
+      </w:pPr>
+      <w:r>
+        <w:drawing>
+          <wp:inline distT="0" distB="0" distL="0" distR="0" wp14:anchorId="77FC7D32" wp14:editId="7A5A0549">
+            <wp:extent cx="5943600" cy="4013835"/>
+            <wp:effectExtent l="0" t="0" r="0" b="5715"/>
+            <wp:docPr id="1475561661" name="Picture 1"/>
+            <wp:cNvGraphicFramePr>
+              <a:graphicFrameLocks xmlns:a="http://schemas.openxmlformats.org/drawingml/2006/main" noChangeAspect="1"/>
+            </wp:cNvGraphicFramePr>
+            <a:graphic xmlns:a="http://schemas.openxmlformats.org/drawingml/2006/main">
+              <a:graphicData uri="http://schemas.openxmlformats.org/drawingml/2006/picture">
+                <pic:pic xmlns:pic="http://schemas.openxmlformats.org/drawingml/2006/picture">
+                  <pic:nvPicPr>
+                    <pic:cNvPr id="1982601769" name=""/>
+                    <pic:cNvPicPr/>
+                  </pic:nvPicPr>
+                  <pic:blipFill>
+                    <a:blip r:embed="rId8"/>
+                    <a:stretch>
+                      <a:fillRect/>
+                    </a:stretch>
+                  </pic:blipFill>
+                  <pic:spPr>
+                    <a:xfrm>
+                      <a:off x="0" y="0"/>
+                      <a:ext cx="5943600" cy="4013835"/>
+                    </a:xfrm>
+                    <a:prstGeom prst="rect">
+                      <a:avLst/>
+                    </a:prstGeom>
+                  </pic:spPr>
+                </pic:pic>
+              </a:graphicData>
+            </a:graphic>
+          </wp:inline>
+        </w:drawing>
+      </w:r>
+    </w:p>
+    <w:p>
+      <w:pPr>
+        <w:rPr>
+          <w:b/>
+          <w:bCs/>
+        </w:rPr>
+      </w:pPr>
     </w:p>
     <w:p>
       <w:pPr>
@@ -1653,12 +1887,21 @@
         </w:rPr>
         <w:t xml:space="preserve"> </w:t>
       </w:r>
-      <w:r>
-        <w:rPr>
-          <w:b/>
-          <w:bCs/>
-        </w:rPr>
-        <w:t xml:space="preserve">Demo , </w:t>
+      <w:proofErr w:type="gramStart"/>
+      <w:r>
+        <w:rPr>
+          <w:b/>
+          <w:bCs/>
+        </w:rPr>
+        <w:t>Demo ,</w:t>
+      </w:r>
+      <w:proofErr w:type="gramEnd"/>
+      <w:r>
+        <w:rPr>
+          <w:b/>
+          <w:bCs/>
+        </w:rPr>
+        <w:t xml:space="preserve"> </w:t>
       </w:r>
       <w:proofErr w:type="spellStart"/>
       <w:r>
@@ -1713,6 +1956,7 @@
           <w:b/>
           <w:bCs/>
         </w:rPr>
+        <w:lastRenderedPageBreak/>
         <w:t>Detail:</w:t>
       </w:r>
     </w:p>
@@ -1733,7 +1977,15 @@
         <w:t>SCIM</w:t>
       </w:r>
       <w:r>
-        <w:t xml:space="preserve"> (System for Cross-domain Identity Management)  is an open </w:t>
+        <w:t xml:space="preserve"> (System for Cross-domain Identity </w:t>
+      </w:r>
+      <w:proofErr w:type="gramStart"/>
+      <w:r>
+        <w:t>Management)  is</w:t>
+      </w:r>
+      <w:proofErr w:type="gramEnd"/>
+      <w:r>
+        <w:t xml:space="preserve"> an open </w:t>
       </w:r>
       <w:r>
         <w:rPr>
@@ -1824,7 +2076,6 @@
           <w:b/>
           <w:bCs/>
         </w:rPr>
-        <w:lastRenderedPageBreak/>
         <w:t>T</w:t>
       </w:r>
       <w:r>
@@ -1881,8 +2132,17 @@
           <w:b/>
           <w:bCs/>
         </w:rPr>
-        <w:t>s”,  “</w:t>
-      </w:r>
+        <w:t>s</w:t>
+      </w:r>
+      <w:proofErr w:type="gramStart"/>
+      <w:r>
+        <w:rPr>
+          <w:b/>
+          <w:bCs/>
+        </w:rPr>
+        <w:t>”,  “</w:t>
+      </w:r>
+      <w:proofErr w:type="gramEnd"/>
       <w:r>
         <w:rPr>
           <w:b/>
@@ -2020,6 +2280,7 @@
           <w:b/>
           <w:bCs/>
         </w:rPr>
+        <w:lastRenderedPageBreak/>
         <w:t>Why it Matters: This is a major B2B procurement requirement. Supporting SCIM allows SaaS startups to close large enterprise deals by offering instant, secure customer onboarding.</w:t>
       </w:r>
     </w:p>
@@ -2170,7 +2431,6 @@
           <w:b/>
           <w:bCs/>
         </w:rPr>
-        <w:lastRenderedPageBreak/>
         <w:t>Use Case 3: External Partner and Vendor Access Management (B2B2B)</w:t>
       </w:r>
     </w:p>
@@ -3155,6 +3415,7 @@
         </w:rPr>
         <w:t xml:space="preserve">SCIM Spec: Core </w:t>
       </w:r>
+      <w:proofErr w:type="gramStart"/>
       <w:r>
         <w:rPr>
           <w:b/>
@@ -3167,7 +3428,15 @@
           <w:b/>
           <w:bCs/>
         </w:rPr>
-        <w:t xml:space="preserve"> is “</w:t>
+        <w:t xml:space="preserve"> is</w:t>
+      </w:r>
+      <w:proofErr w:type="gramEnd"/>
+      <w:r>
+        <w:rPr>
+          <w:b/>
+          <w:bCs/>
+        </w:rPr>
+        <w:t xml:space="preserve"> “</w:t>
       </w:r>
       <w:r>
         <w:rPr>
@@ -3375,7 +3644,39 @@
         <w:t>User Schema:</w:t>
       </w:r>
       <w:r>
-        <w:t xml:space="preserve"> urn:ietf:params:scim:schemas:core:2.0:User </w:t>
+        <w:t xml:space="preserve"> </w:t>
+      </w:r>
+      <w:proofErr w:type="gramStart"/>
+      <w:r>
+        <w:t>urn:ietf</w:t>
+      </w:r>
+      <w:proofErr w:type="gramEnd"/>
+      <w:r>
+        <w:t>:</w:t>
+      </w:r>
+      <w:proofErr w:type="gramStart"/>
+      <w:r>
+        <w:t>params:scim</w:t>
+      </w:r>
+      <w:proofErr w:type="gramEnd"/>
+      <w:r>
+        <w:t>:</w:t>
+      </w:r>
+      <w:proofErr w:type="gramStart"/>
+      <w:r>
+        <w:t>schemas:core</w:t>
+      </w:r>
+      <w:proofErr w:type="gramEnd"/>
+      <w:r>
+        <w:t>:2.</w:t>
+      </w:r>
+      <w:proofErr w:type="gramStart"/>
+      <w:r>
+        <w:t>0:User</w:t>
+      </w:r>
+      <w:proofErr w:type="gramEnd"/>
+      <w:r>
+        <w:t xml:space="preserve"> </w:t>
       </w:r>
     </w:p>
     <w:p>
@@ -3393,8 +3694,37 @@
         <w:t>Group Schema:</w:t>
       </w:r>
       <w:r>
-        <w:t xml:space="preserve"> urn:ietf:params:scim:schemas:core:2.0:Group</w:t>
-      </w:r>
+        <w:t xml:space="preserve"> </w:t>
+      </w:r>
+      <w:proofErr w:type="gramStart"/>
+      <w:r>
+        <w:t>urn:ietf</w:t>
+      </w:r>
+      <w:proofErr w:type="gramEnd"/>
+      <w:r>
+        <w:t>:</w:t>
+      </w:r>
+      <w:proofErr w:type="gramStart"/>
+      <w:r>
+        <w:t>params:scim</w:t>
+      </w:r>
+      <w:proofErr w:type="gramEnd"/>
+      <w:r>
+        <w:t>:</w:t>
+      </w:r>
+      <w:proofErr w:type="gramStart"/>
+      <w:r>
+        <w:t>schemas:core</w:t>
+      </w:r>
+      <w:proofErr w:type="gramEnd"/>
+      <w:r>
+        <w:t>:2.</w:t>
+      </w:r>
+      <w:proofErr w:type="gramStart"/>
+      <w:r>
+        <w:t>0:Group</w:t>
+      </w:r>
+      <w:proofErr w:type="gramEnd"/>
     </w:p>
     <w:p>
       <w:r>
@@ -3452,13 +3782,63 @@
       <w:r>
         <w:t xml:space="preserve"> </w:t>
       </w:r>
-      <w:r>
-        <w:rPr>
-          <w:b/>
-          <w:bCs/>
-        </w:rPr>
-        <w:t>urn:ietf:params:scim:schemas:extension:enterprise:2.0:User</w:t>
-      </w:r>
+      <w:proofErr w:type="gramStart"/>
+      <w:r>
+        <w:rPr>
+          <w:b/>
+          <w:bCs/>
+        </w:rPr>
+        <w:t>urn:ietf</w:t>
+      </w:r>
+      <w:proofErr w:type="gramEnd"/>
+      <w:r>
+        <w:rPr>
+          <w:b/>
+          <w:bCs/>
+        </w:rPr>
+        <w:t>:</w:t>
+      </w:r>
+      <w:proofErr w:type="gramStart"/>
+      <w:r>
+        <w:rPr>
+          <w:b/>
+          <w:bCs/>
+        </w:rPr>
+        <w:t>params:scim</w:t>
+      </w:r>
+      <w:proofErr w:type="gramEnd"/>
+      <w:r>
+        <w:rPr>
+          <w:b/>
+          <w:bCs/>
+        </w:rPr>
+        <w:t>:</w:t>
+      </w:r>
+      <w:proofErr w:type="gramStart"/>
+      <w:r>
+        <w:rPr>
+          <w:b/>
+          <w:bCs/>
+        </w:rPr>
+        <w:t>schemas:extension</w:t>
+      </w:r>
+      <w:proofErr w:type="gramEnd"/>
+      <w:r>
+        <w:rPr>
+          <w:b/>
+          <w:bCs/>
+        </w:rPr>
+        <w:t>:enterprise:2.</w:t>
+      </w:r>
+      <w:proofErr w:type="gramStart"/>
+      <w:r>
+        <w:rPr>
+          <w:b/>
+          <w:bCs/>
+        </w:rPr>
+        <w:t>0:User</w:t>
+      </w:r>
+      <w:proofErr w:type="gramEnd"/>
     </w:p>
     <w:p/>
     <w:p/>
@@ -3513,10 +3893,12 @@
         <w:t xml:space="preserve">, emails, </w:t>
       </w:r>
       <w:proofErr w:type="spellStart"/>
+      <w:proofErr w:type="gramStart"/>
       <w:r>
         <w:t>name.familyName</w:t>
       </w:r>
       <w:proofErr w:type="spellEnd"/>
+      <w:proofErr w:type="gramEnd"/>
       <w:r>
         <w:t>) and their data types.</w:t>
       </w:r>
@@ -3609,7 +3991,71 @@
           <w:b/>
           <w:bCs/>
         </w:rPr>
-        <w:t>The Baseline Blueprint (urn:ietf:params:scim:schemas:core:2.0:User):</w:t>
+        <w:t>The Baseline Blueprint (</w:t>
+      </w:r>
+      <w:proofErr w:type="gramStart"/>
+      <w:r>
+        <w:rPr>
+          <w:b/>
+          <w:bCs/>
+        </w:rPr>
+        <w:t>urn:ietf</w:t>
+      </w:r>
+      <w:proofErr w:type="gramEnd"/>
+      <w:r>
+        <w:rPr>
+          <w:b/>
+          <w:bCs/>
+        </w:rPr>
+        <w:t>:</w:t>
+      </w:r>
+      <w:proofErr w:type="gramStart"/>
+      <w:r>
+        <w:rPr>
+          <w:b/>
+          <w:bCs/>
+        </w:rPr>
+        <w:t>params:scim</w:t>
+      </w:r>
+      <w:proofErr w:type="gramEnd"/>
+      <w:r>
+        <w:rPr>
+          <w:b/>
+          <w:bCs/>
+        </w:rPr>
+        <w:t>:</w:t>
+      </w:r>
+      <w:proofErr w:type="gramStart"/>
+      <w:r>
+        <w:rPr>
+          <w:b/>
+          <w:bCs/>
+        </w:rPr>
+        <w:t>schemas:core</w:t>
+      </w:r>
+      <w:proofErr w:type="gramEnd"/>
+      <w:r>
+        <w:rPr>
+          <w:b/>
+          <w:bCs/>
+        </w:rPr>
+        <w:t>:2.</w:t>
+      </w:r>
+      <w:proofErr w:type="gramStart"/>
+      <w:r>
+        <w:rPr>
+          <w:b/>
+          <w:bCs/>
+        </w:rPr>
+        <w:t>0:User</w:t>
+      </w:r>
+      <w:proofErr w:type="gramEnd"/>
+      <w:r>
+        <w:rPr>
+          <w:b/>
+          <w:bCs/>
+        </w:rPr>
+        <w:t>):</w:t>
       </w:r>
       <w:r>
         <w:t xml:space="preserve"> Dictates standard primitives (</w:t>
@@ -3651,7 +4097,71 @@
           <w:b/>
           <w:bCs/>
         </w:rPr>
-        <w:t>Standard Enterprise Extension (urn:ietf:params:scim:schemas:extension:enterprise:2.0:User):</w:t>
+        <w:t>Standard Enterprise Extension (</w:t>
+      </w:r>
+      <w:proofErr w:type="gramStart"/>
+      <w:r>
+        <w:rPr>
+          <w:b/>
+          <w:bCs/>
+        </w:rPr>
+        <w:t>urn:ietf</w:t>
+      </w:r>
+      <w:proofErr w:type="gramEnd"/>
+      <w:r>
+        <w:rPr>
+          <w:b/>
+          <w:bCs/>
+        </w:rPr>
+        <w:t>:</w:t>
+      </w:r>
+      <w:proofErr w:type="gramStart"/>
+      <w:r>
+        <w:rPr>
+          <w:b/>
+          <w:bCs/>
+        </w:rPr>
+        <w:t>params:scim</w:t>
+      </w:r>
+      <w:proofErr w:type="gramEnd"/>
+      <w:r>
+        <w:rPr>
+          <w:b/>
+          <w:bCs/>
+        </w:rPr>
+        <w:t>:</w:t>
+      </w:r>
+      <w:proofErr w:type="gramStart"/>
+      <w:r>
+        <w:rPr>
+          <w:b/>
+          <w:bCs/>
+        </w:rPr>
+        <w:t>schemas:extension</w:t>
+      </w:r>
+      <w:proofErr w:type="gramEnd"/>
+      <w:r>
+        <w:rPr>
+          <w:b/>
+          <w:bCs/>
+        </w:rPr>
+        <w:t>:enterprise:2.</w:t>
+      </w:r>
+      <w:proofErr w:type="gramStart"/>
+      <w:r>
+        <w:rPr>
+          <w:b/>
+          <w:bCs/>
+        </w:rPr>
+        <w:t>0:User</w:t>
+      </w:r>
+      <w:proofErr w:type="gramEnd"/>
+      <w:r>
+        <w:rPr>
+          <w:b/>
+          <w:bCs/>
+        </w:rPr>
+        <w:t>):</w:t>
       </w:r>
       <w:r>
         <w:t xml:space="preserve"> A pre-defined structural </w:t>
@@ -3722,7 +4232,39 @@
         <w:t>Namespace Isolation (URNs):</w:t>
       </w:r>
       <w:r>
-        <w:t xml:space="preserve"> Custom attributes cannot simply be injected loosely into the root JSON object. They must be grouped inside a custom, site-specific Uniform Resource Name namespace (e.g., urn:ietf:params:scim:schemas:extension:yourcompany:2.0:User).</w:t>
+        <w:t xml:space="preserve"> Custom attributes cannot simply be injected loosely into the root JSON object. They must be grouped inside a custom, site-specific Uniform Resource Name namespace (e.g., </w:t>
+      </w:r>
+      <w:proofErr w:type="gramStart"/>
+      <w:r>
+        <w:t>urn:ietf</w:t>
+      </w:r>
+      <w:proofErr w:type="gramEnd"/>
+      <w:r>
+        <w:t>:</w:t>
+      </w:r>
+      <w:proofErr w:type="gramStart"/>
+      <w:r>
+        <w:t>params:scim</w:t>
+      </w:r>
+      <w:proofErr w:type="gramEnd"/>
+      <w:r>
+        <w:t>:</w:t>
+      </w:r>
+      <w:proofErr w:type="gramStart"/>
+      <w:r>
+        <w:t>schemas:extension</w:t>
+      </w:r>
+      <w:proofErr w:type="gramEnd"/>
+      <w:r>
+        <w:t>:yourcompany:2.</w:t>
+      </w:r>
+      <w:proofErr w:type="gramStart"/>
+      <w:r>
+        <w:t>0:User</w:t>
+      </w:r>
+      <w:proofErr w:type="gramEnd"/>
+      <w:r>
+        <w:t>).</w:t>
       </w:r>
     </w:p>
     <w:p>
@@ -4081,6 +4623,7 @@
         <w:rPr>
           <w:b/>
           <w:bCs/>
+          <w:noProof/>
         </w:rPr>
         <w:drawing>
           <wp:inline distT="0" distB="0" distL="0" distR="0" wp14:anchorId="3D979AFD" wp14:editId="5920B360">
@@ -4312,7 +4855,71 @@
           <w:b/>
           <w:bCs/>
         </w:rPr>
-        <w:t>The Response: It strictly strips out vendor-specific language and formats everything into clean, standardized SCIM JSON arrays using industry-wide schemas (like the literal urn:ietf:params:scim:schemas:core:2.0:User block).</w:t>
+        <w:t xml:space="preserve">The Response: It strictly strips out vendor-specific language and formats everything into clean, standardized SCIM JSON arrays using industry-wide schemas (like the literal </w:t>
+      </w:r>
+      <w:proofErr w:type="gramStart"/>
+      <w:r>
+        <w:rPr>
+          <w:b/>
+          <w:bCs/>
+        </w:rPr>
+        <w:t>urn:ietf</w:t>
+      </w:r>
+      <w:proofErr w:type="gramEnd"/>
+      <w:r>
+        <w:rPr>
+          <w:b/>
+          <w:bCs/>
+        </w:rPr>
+        <w:t>:</w:t>
+      </w:r>
+      <w:proofErr w:type="gramStart"/>
+      <w:r>
+        <w:rPr>
+          <w:b/>
+          <w:bCs/>
+        </w:rPr>
+        <w:t>params:scim</w:t>
+      </w:r>
+      <w:proofErr w:type="gramEnd"/>
+      <w:r>
+        <w:rPr>
+          <w:b/>
+          <w:bCs/>
+        </w:rPr>
+        <w:t>:</w:t>
+      </w:r>
+      <w:proofErr w:type="gramStart"/>
+      <w:r>
+        <w:rPr>
+          <w:b/>
+          <w:bCs/>
+        </w:rPr>
+        <w:t>schemas:core</w:t>
+      </w:r>
+      <w:proofErr w:type="gramEnd"/>
+      <w:r>
+        <w:rPr>
+          <w:b/>
+          <w:bCs/>
+        </w:rPr>
+        <w:t>:2.</w:t>
+      </w:r>
+      <w:proofErr w:type="gramStart"/>
+      <w:r>
+        <w:rPr>
+          <w:b/>
+          <w:bCs/>
+        </w:rPr>
+        <w:t>0:User</w:t>
+      </w:r>
+      <w:proofErr w:type="gramEnd"/>
+      <w:r>
+        <w:rPr>
+          <w:b/>
+          <w:bCs/>
+        </w:rPr>
+        <w:t xml:space="preserve"> block).</w:t>
       </w:r>
     </w:p>
     <w:p>
@@ -4373,27 +4980,45 @@
           <w:bCs/>
         </w:rPr>
       </w:pPr>
-      <w:r>
-        <w:rPr>
-          <w:b/>
-          <w:bCs/>
-        </w:rPr>
-        <w:t>  The Core Directory: It securely stores active workforce and customer identity profiles, credentials, and group memberships.</w:t>
-      </w:r>
-    </w:p>
-    <w:p>
-      <w:pPr>
-        <w:rPr>
-          <w:b/>
-          <w:bCs/>
-        </w:rPr>
-      </w:pPr>
-      <w:r>
-        <w:rPr>
-          <w:b/>
-          <w:bCs/>
-        </w:rPr>
-        <w:t>  The Access Engine: It handles single sign-on (SSO) portals, multi-factor authentication (MFA) prompts, federation protocols (OIDC, SAML), and dynamic access token distribution.</w:t>
+      <w:proofErr w:type="gramStart"/>
+      <w:r>
+        <w:rPr>
+          <w:b/>
+          <w:bCs/>
+        </w:rPr>
+        <w:t>  The</w:t>
+      </w:r>
+      <w:proofErr w:type="gramEnd"/>
+      <w:r>
+        <w:rPr>
+          <w:b/>
+          <w:bCs/>
+        </w:rPr>
+        <w:t xml:space="preserve"> Core Directory: It securely stores active workforce and customer identity profiles, credentials, and group memberships.</w:t>
+      </w:r>
+    </w:p>
+    <w:p>
+      <w:pPr>
+        <w:rPr>
+          <w:b/>
+          <w:bCs/>
+        </w:rPr>
+      </w:pPr>
+      <w:proofErr w:type="gramStart"/>
+      <w:r>
+        <w:rPr>
+          <w:b/>
+          <w:bCs/>
+        </w:rPr>
+        <w:t>  The</w:t>
+      </w:r>
+      <w:proofErr w:type="gramEnd"/>
+      <w:r>
+        <w:rPr>
+          <w:b/>
+          <w:bCs/>
+        </w:rPr>
+        <w:t xml:space="preserve"> Access Engine: It handles single sign-on (SSO) portals, multi-factor authentication (MFA) prompts, federation protocols (OIDC, SAML), and dynamic access token distribution.</w:t>
       </w:r>
     </w:p>
     <w:p>
@@ -4854,6 +5479,59 @@
     <w:p/>
     <w:p/>
     <w:p/>
+    <w:p/>
+    <w:p/>
+    <w:p/>
+    <w:p/>
+    <w:p/>
+    <w:p/>
+    <w:p>
+      <w:r>
+        <w:lastRenderedPageBreak/>
+        <w:t>Example SCIM API payload</w:t>
+      </w:r>
+    </w:p>
+    <w:p>
+      <w:r>
+        <w:drawing>
+          <wp:inline distT="0" distB="0" distL="0" distR="0" wp14:anchorId="6A7506D0" wp14:editId="5F9C8F2C">
+            <wp:extent cx="5943600" cy="4013835"/>
+            <wp:effectExtent l="0" t="0" r="0" b="5715"/>
+            <wp:docPr id="1982601769" name="Picture 1"/>
+            <wp:cNvGraphicFramePr>
+              <a:graphicFrameLocks xmlns:a="http://schemas.openxmlformats.org/drawingml/2006/main" noChangeAspect="1"/>
+            </wp:cNvGraphicFramePr>
+            <a:graphic xmlns:a="http://schemas.openxmlformats.org/drawingml/2006/main">
+              <a:graphicData uri="http://schemas.openxmlformats.org/drawingml/2006/picture">
+                <pic:pic xmlns:pic="http://schemas.openxmlformats.org/drawingml/2006/picture">
+                  <pic:nvPicPr>
+                    <pic:cNvPr id="1982601769" name=""/>
+                    <pic:cNvPicPr/>
+                  </pic:nvPicPr>
+                  <pic:blipFill>
+                    <a:blip r:embed="rId8"/>
+                    <a:stretch>
+                      <a:fillRect/>
+                    </a:stretch>
+                  </pic:blipFill>
+                  <pic:spPr>
+                    <a:xfrm>
+                      <a:off x="0" y="0"/>
+                      <a:ext cx="5943600" cy="4013835"/>
+                    </a:xfrm>
+                    <a:prstGeom prst="rect">
+                      <a:avLst/>
+                    </a:prstGeom>
+                  </pic:spPr>
+                </pic:pic>
+              </a:graphicData>
+            </a:graphic>
+          </wp:inline>
+        </w:drawing>
+      </w:r>
+    </w:p>
+    <w:p/>
+    <w:p/>
     <w:p>
       <w:proofErr w:type="spellStart"/>
       <w:r>
@@ -4914,7 +5592,6 @@
           <w:b/>
           <w:bCs/>
         </w:rPr>
-        <w:lastRenderedPageBreak/>
         <w:t>Predefined Resource Types:</w:t>
       </w:r>
       <w:r>
@@ -4954,7 +5631,39 @@
         <w:t>User Schema:</w:t>
       </w:r>
       <w:r>
-        <w:t xml:space="preserve"> urn:ietf:params:scim:schemas:core:2.0:User </w:t>
+        <w:t xml:space="preserve"> </w:t>
+      </w:r>
+      <w:proofErr w:type="gramStart"/>
+      <w:r>
+        <w:t>urn:ietf</w:t>
+      </w:r>
+      <w:proofErr w:type="gramEnd"/>
+      <w:r>
+        <w:t>:</w:t>
+      </w:r>
+      <w:proofErr w:type="gramStart"/>
+      <w:r>
+        <w:t>params:scim</w:t>
+      </w:r>
+      <w:proofErr w:type="gramEnd"/>
+      <w:r>
+        <w:t>:</w:t>
+      </w:r>
+      <w:proofErr w:type="gramStart"/>
+      <w:r>
+        <w:t>schemas:core</w:t>
+      </w:r>
+      <w:proofErr w:type="gramEnd"/>
+      <w:r>
+        <w:t>:2.</w:t>
+      </w:r>
+      <w:proofErr w:type="gramStart"/>
+      <w:r>
+        <w:t>0:User</w:t>
+      </w:r>
+      <w:proofErr w:type="gramEnd"/>
+      <w:r>
+        <w:t xml:space="preserve"> </w:t>
       </w:r>
     </w:p>
     <w:p>
@@ -4972,11 +5681,44 @@
         <w:t>Group Schema:</w:t>
       </w:r>
       <w:r>
-        <w:t xml:space="preserve"> urn:ietf:params:scim:schemas:core:2.0:Group </w:t>
-      </w:r>
-    </w:p>
-    <w:p>
-      <w:r>
+        <w:t xml:space="preserve"> </w:t>
+      </w:r>
+      <w:proofErr w:type="gramStart"/>
+      <w:r>
+        <w:t>urn:ietf</w:t>
+      </w:r>
+      <w:proofErr w:type="gramEnd"/>
+      <w:r>
+        <w:t>:</w:t>
+      </w:r>
+      <w:proofErr w:type="gramStart"/>
+      <w:r>
+        <w:t>params:scim</w:t>
+      </w:r>
+      <w:proofErr w:type="gramEnd"/>
+      <w:r>
+        <w:t>:</w:t>
+      </w:r>
+      <w:proofErr w:type="gramStart"/>
+      <w:r>
+        <w:t>schemas:core</w:t>
+      </w:r>
+      <w:proofErr w:type="gramEnd"/>
+      <w:r>
+        <w:t>:2.</w:t>
+      </w:r>
+      <w:proofErr w:type="gramStart"/>
+      <w:r>
+        <w:t>0:Group</w:t>
+      </w:r>
+      <w:proofErr w:type="gramEnd"/>
+      <w:r>
+        <w:t xml:space="preserve"> </w:t>
+      </w:r>
+    </w:p>
+    <w:p>
+      <w:r>
+        <w:lastRenderedPageBreak/>
         <w:t xml:space="preserve">Because they are predefined, any SCIM-compliant identity provider (like Okta, Microsoft Entra, or Ping Identity) and any service provider (your application) already know exactly what attributes to expect inside them (e.g., </w:t>
       </w:r>
       <w:proofErr w:type="spellStart"/>
@@ -5043,7 +5785,71 @@
           <w:b/>
           <w:bCs/>
         </w:rPr>
-        <w:t>Enterprise User Extension (urn:ietf:params:scim:schemas:extension:enterprise:2.0:User):</w:t>
+        <w:t>Enterprise User Extension (</w:t>
+      </w:r>
+      <w:proofErr w:type="gramStart"/>
+      <w:r>
+        <w:rPr>
+          <w:b/>
+          <w:bCs/>
+        </w:rPr>
+        <w:t>urn:ietf</w:t>
+      </w:r>
+      <w:proofErr w:type="gramEnd"/>
+      <w:r>
+        <w:rPr>
+          <w:b/>
+          <w:bCs/>
+        </w:rPr>
+        <w:t>:</w:t>
+      </w:r>
+      <w:proofErr w:type="gramStart"/>
+      <w:r>
+        <w:rPr>
+          <w:b/>
+          <w:bCs/>
+        </w:rPr>
+        <w:t>params:scim</w:t>
+      </w:r>
+      <w:proofErr w:type="gramEnd"/>
+      <w:r>
+        <w:rPr>
+          <w:b/>
+          <w:bCs/>
+        </w:rPr>
+        <w:t>:</w:t>
+      </w:r>
+      <w:proofErr w:type="gramStart"/>
+      <w:r>
+        <w:rPr>
+          <w:b/>
+          <w:bCs/>
+        </w:rPr>
+        <w:t>schemas:extension</w:t>
+      </w:r>
+      <w:proofErr w:type="gramEnd"/>
+      <w:r>
+        <w:rPr>
+          <w:b/>
+          <w:bCs/>
+        </w:rPr>
+        <w:t>:enterprise:2.</w:t>
+      </w:r>
+      <w:proofErr w:type="gramStart"/>
+      <w:r>
+        <w:rPr>
+          <w:b/>
+          <w:bCs/>
+        </w:rPr>
+        <w:t>0:User</w:t>
+      </w:r>
+      <w:proofErr w:type="gramEnd"/>
+      <w:r>
+        <w:rPr>
+          <w:b/>
+          <w:bCs/>
+        </w:rPr>
+        <w:t>):</w:t>
       </w:r>
     </w:p>
     <w:p>
@@ -5186,7 +5992,6 @@
     </w:p>
     <w:p>
       <w:r>
-        <w:lastRenderedPageBreak/>
         <w:t xml:space="preserve">SCIM is extensible. If your system needs objects like </w:t>
       </w:r>
       <w:r>
@@ -5287,6 +6092,7 @@
           <w:b/>
           <w:bCs/>
         </w:rPr>
+        <w:lastRenderedPageBreak/>
         <w:t>Resource:</w:t>
       </w:r>
       <w:r>
@@ -5446,7 +6252,39 @@
         <w:t>User Resource Type</w:t>
       </w:r>
       <w:r>
-        <w:t xml:space="preserve"> maps to the Core User Schema (urn:ietf:params:scim:schemas:core:2.0:User).</w:t>
+        <w:t xml:space="preserve"> maps to the Core User Schema (</w:t>
+      </w:r>
+      <w:proofErr w:type="gramStart"/>
+      <w:r>
+        <w:t>urn:ietf</w:t>
+      </w:r>
+      <w:proofErr w:type="gramEnd"/>
+      <w:r>
+        <w:t>:</w:t>
+      </w:r>
+      <w:proofErr w:type="gramStart"/>
+      <w:r>
+        <w:t>params:scim</w:t>
+      </w:r>
+      <w:proofErr w:type="gramEnd"/>
+      <w:r>
+        <w:t>:</w:t>
+      </w:r>
+      <w:proofErr w:type="gramStart"/>
+      <w:r>
+        <w:t>schemas:core</w:t>
+      </w:r>
+      <w:proofErr w:type="gramEnd"/>
+      <w:r>
+        <w:t>:2.</w:t>
+      </w:r>
+      <w:proofErr w:type="gramStart"/>
+      <w:r>
+        <w:t>0:User</w:t>
+      </w:r>
+      <w:proofErr w:type="gramEnd"/>
+      <w:r>
+        <w:t>).</w:t>
       </w:r>
     </w:p>
     <w:p>
@@ -5467,7 +6305,39 @@
         <w:t>Group Resource Type</w:t>
       </w:r>
       <w:r>
-        <w:t xml:space="preserve"> maps to the Core Group Schema (urn:ietf:params:scim:schemas:core:2.0:Group). </w:t>
+        <w:t xml:space="preserve"> maps to the Core Group Schema (</w:t>
+      </w:r>
+      <w:proofErr w:type="gramStart"/>
+      <w:r>
+        <w:t>urn:ietf</w:t>
+      </w:r>
+      <w:proofErr w:type="gramEnd"/>
+      <w:r>
+        <w:t>:</w:t>
+      </w:r>
+      <w:proofErr w:type="gramStart"/>
+      <w:r>
+        <w:t>params:scim</w:t>
+      </w:r>
+      <w:proofErr w:type="gramEnd"/>
+      <w:r>
+        <w:t>:</w:t>
+      </w:r>
+      <w:proofErr w:type="gramStart"/>
+      <w:r>
+        <w:t>schemas:core</w:t>
+      </w:r>
+      <w:proofErr w:type="gramEnd"/>
+      <w:r>
+        <w:t>:2.</w:t>
+      </w:r>
+      <w:proofErr w:type="gramStart"/>
+      <w:r>
+        <w:t>0:Group</w:t>
+      </w:r>
+      <w:proofErr w:type="gramEnd"/>
+      <w:r>
+        <w:t xml:space="preserve">). </w:t>
       </w:r>
     </w:p>
     <w:p>
@@ -5497,6 +6367,1560 @@
       <w:proofErr w:type="spellEnd"/>
       <w:r>
         <w:t xml:space="preserve"> schema) to safely expand the contract without breaking standard protocol compatibility."</w:t>
+      </w:r>
+    </w:p>
+    <w:p/>
+    <w:p/>
+    <w:p/>
+    <w:p>
+      <w:pPr>
+        <w:rPr>
+          <w:b/>
+          <w:bCs/>
+        </w:rPr>
+      </w:pPr>
+      <w:r>
+        <w:rPr>
+          <w:b/>
+          <w:bCs/>
+        </w:rPr>
+        <w:t>Standard vs. Custom Schema</w:t>
+      </w:r>
+    </w:p>
+    <w:p>
+      <w:pPr>
+        <w:rPr>
+          <w:b/>
+          <w:bCs/>
+        </w:rPr>
+      </w:pPr>
+      <w:r>
+        <w:rPr>
+          <w:b/>
+          <w:bCs/>
+        </w:rPr>
+        <w:t>Standard Schema</w:t>
+      </w:r>
+    </w:p>
+    <w:p>
+      <w:r>
+        <w:t xml:space="preserve">The </w:t>
+      </w:r>
+      <w:r>
+        <w:rPr>
+          <w:b/>
+          <w:bCs/>
+        </w:rPr>
+        <w:t>Standard Schema</w:t>
+      </w:r>
+      <w:r>
+        <w:t xml:space="preserve"> includes the pre-defined, universally agreed-upon attributes outlined in the official SCIM 2.0 specifications (RFC 7643). Because these are standard, any SCIM-compliant system automatically recognizes them without special configuration.</w:t>
+      </w:r>
+    </w:p>
+    <w:p>
+      <w:pPr>
+        <w:numPr>
+          <w:ilvl w:val="0"/>
+          <w:numId w:val="30"/>
+        </w:numPr>
+      </w:pPr>
+      <w:r>
+        <w:rPr>
+          <w:b/>
+          <w:bCs/>
+        </w:rPr>
+        <w:lastRenderedPageBreak/>
+        <w:t>Core User Schema</w:t>
+      </w:r>
+      <w:r>
+        <w:t xml:space="preserve"> (</w:t>
+      </w:r>
+      <w:proofErr w:type="gramStart"/>
+      <w:r>
+        <w:t>urn:ietf</w:t>
+      </w:r>
+      <w:proofErr w:type="gramEnd"/>
+      <w:r>
+        <w:t>:</w:t>
+      </w:r>
+      <w:proofErr w:type="gramStart"/>
+      <w:r>
+        <w:t>params:scim</w:t>
+      </w:r>
+      <w:proofErr w:type="gramEnd"/>
+      <w:r>
+        <w:t>:</w:t>
+      </w:r>
+      <w:proofErr w:type="gramStart"/>
+      <w:r>
+        <w:t>schemas:core</w:t>
+      </w:r>
+      <w:proofErr w:type="gramEnd"/>
+      <w:r>
+        <w:t>:2.</w:t>
+      </w:r>
+      <w:proofErr w:type="gramStart"/>
+      <w:r>
+        <w:t>0:User</w:t>
+      </w:r>
+      <w:proofErr w:type="gramEnd"/>
+      <w:r>
+        <w:t xml:space="preserve">): Contains essential identity attributes like </w:t>
+      </w:r>
+      <w:proofErr w:type="spellStart"/>
+      <w:r>
+        <w:t>userName</w:t>
+      </w:r>
+      <w:proofErr w:type="spellEnd"/>
+      <w:r>
+        <w:t xml:space="preserve">, </w:t>
+      </w:r>
+      <w:proofErr w:type="spellStart"/>
+      <w:proofErr w:type="gramStart"/>
+      <w:r>
+        <w:t>name.givenName</w:t>
+      </w:r>
+      <w:proofErr w:type="spellEnd"/>
+      <w:proofErr w:type="gramEnd"/>
+      <w:r>
+        <w:t xml:space="preserve">, </w:t>
+      </w:r>
+      <w:proofErr w:type="spellStart"/>
+      <w:proofErr w:type="gramStart"/>
+      <w:r>
+        <w:t>name.familyName</w:t>
+      </w:r>
+      <w:proofErr w:type="spellEnd"/>
+      <w:proofErr w:type="gramEnd"/>
+      <w:r>
+        <w:t>, emails, and active.</w:t>
+      </w:r>
+    </w:p>
+    <w:p>
+      <w:pPr>
+        <w:numPr>
+          <w:ilvl w:val="0"/>
+          <w:numId w:val="30"/>
+        </w:numPr>
+      </w:pPr>
+      <w:r>
+        <w:rPr>
+          <w:b/>
+          <w:bCs/>
+        </w:rPr>
+        <w:t>Enterprise User Architecture Extension</w:t>
+      </w:r>
+      <w:r>
+        <w:t xml:space="preserve"> (</w:t>
+      </w:r>
+      <w:proofErr w:type="gramStart"/>
+      <w:r>
+        <w:t>urn:ietf</w:t>
+      </w:r>
+      <w:proofErr w:type="gramEnd"/>
+      <w:r>
+        <w:t>:</w:t>
+      </w:r>
+      <w:proofErr w:type="gramStart"/>
+      <w:r>
+        <w:t>params:scim</w:t>
+      </w:r>
+      <w:proofErr w:type="gramEnd"/>
+      <w:r>
+        <w:t>:</w:t>
+      </w:r>
+      <w:proofErr w:type="gramStart"/>
+      <w:r>
+        <w:t>schemas:extension</w:t>
+      </w:r>
+      <w:proofErr w:type="gramEnd"/>
+      <w:r>
+        <w:t>:enterprise:2.</w:t>
+      </w:r>
+      <w:proofErr w:type="gramStart"/>
+      <w:r>
+        <w:t>0:User</w:t>
+      </w:r>
+      <w:proofErr w:type="gramEnd"/>
+      <w:r>
+        <w:t xml:space="preserve">): Contains corporate-specific attributes common across businesses, such as </w:t>
+      </w:r>
+      <w:proofErr w:type="spellStart"/>
+      <w:r>
+        <w:t>employeeNumber</w:t>
+      </w:r>
+      <w:proofErr w:type="spellEnd"/>
+      <w:r>
+        <w:t xml:space="preserve">, </w:t>
+      </w:r>
+      <w:proofErr w:type="spellStart"/>
+      <w:r>
+        <w:t>costCenter</w:t>
+      </w:r>
+      <w:proofErr w:type="spellEnd"/>
+      <w:r>
+        <w:t>, organization, and manager.</w:t>
+      </w:r>
+    </w:p>
+    <w:p>
+      <w:pPr>
+        <w:rPr>
+          <w:b/>
+          <w:bCs/>
+        </w:rPr>
+      </w:pPr>
+      <w:r>
+        <w:rPr>
+          <w:b/>
+          <w:bCs/>
+        </w:rPr>
+        <w:t>Custom Schema</w:t>
+      </w:r>
+    </w:p>
+    <w:p>
+      <w:r>
+        <w:t xml:space="preserve">A </w:t>
+      </w:r>
+      <w:r>
+        <w:rPr>
+          <w:b/>
+          <w:bCs/>
+        </w:rPr>
+        <w:t>Custom Schema</w:t>
+      </w:r>
+      <w:r>
+        <w:t xml:space="preserve"> is an extension used for unique business attributes that do not exist in the standard SCIM spec. If your company tracks attributes unique to your ecosystem, you must define a custom schema extension.</w:t>
+      </w:r>
+    </w:p>
+    <w:p>
+      <w:pPr>
+        <w:numPr>
+          <w:ilvl w:val="0"/>
+          <w:numId w:val="31"/>
+        </w:numPr>
+      </w:pPr>
+      <w:r>
+        <w:rPr>
+          <w:b/>
+          <w:bCs/>
+        </w:rPr>
+        <w:t>How it looks:</w:t>
+      </w:r>
+      <w:r>
+        <w:t xml:space="preserve"> Custom attributes are isolated inside a unique namespace (URN) so they don't clash with standard attributes. </w:t>
+      </w:r>
+    </w:p>
+    <w:p>
+      <w:pPr>
+        <w:numPr>
+          <w:ilvl w:val="0"/>
+          <w:numId w:val="31"/>
+        </w:numPr>
+      </w:pPr>
+      <w:r>
+        <w:rPr>
+          <w:b/>
+          <w:bCs/>
+        </w:rPr>
+        <w:t>Example Namespace:</w:t>
+      </w:r>
+      <w:r>
+        <w:t xml:space="preserve"> </w:t>
+      </w:r>
+      <w:proofErr w:type="gramStart"/>
+      <w:r>
+        <w:t>urn:ietf</w:t>
+      </w:r>
+      <w:proofErr w:type="gramEnd"/>
+      <w:r>
+        <w:t>:</w:t>
+      </w:r>
+      <w:proofErr w:type="gramStart"/>
+      <w:r>
+        <w:t>params:scim</w:t>
+      </w:r>
+      <w:proofErr w:type="gramEnd"/>
+      <w:r>
+        <w:t>:</w:t>
+      </w:r>
+      <w:proofErr w:type="gramStart"/>
+      <w:r>
+        <w:t>schemas:extension</w:t>
+      </w:r>
+      <w:proofErr w:type="gramEnd"/>
+      <w:r>
+        <w:t>:yourcompany:2.</w:t>
+      </w:r>
+      <w:proofErr w:type="gramStart"/>
+      <w:r>
+        <w:t>0:User</w:t>
+      </w:r>
+      <w:proofErr w:type="gramEnd"/>
+      <w:r>
+        <w:t xml:space="preserve"> </w:t>
+      </w:r>
+    </w:p>
+    <w:p>
+      <w:pPr>
+        <w:numPr>
+          <w:ilvl w:val="0"/>
+          <w:numId w:val="31"/>
+        </w:numPr>
+      </w:pPr>
+      <w:r>
+        <w:rPr>
+          <w:b/>
+          <w:bCs/>
+        </w:rPr>
+        <w:t>Example Attributes:</w:t>
+      </w:r>
+      <w:r>
+        <w:t xml:space="preserve"> </w:t>
+      </w:r>
+      <w:proofErr w:type="spellStart"/>
+      <w:r>
+        <w:t>shirtSize</w:t>
+      </w:r>
+      <w:proofErr w:type="spellEnd"/>
+      <w:r>
+        <w:t xml:space="preserve">, </w:t>
+      </w:r>
+      <w:proofErr w:type="spellStart"/>
+      <w:r>
+        <w:t>badgeId</w:t>
+      </w:r>
+      <w:proofErr w:type="spellEnd"/>
+      <w:r>
+        <w:t xml:space="preserve">, </w:t>
+      </w:r>
+      <w:proofErr w:type="spellStart"/>
+      <w:r>
+        <w:t>securityClearanceLevel</w:t>
+      </w:r>
+      <w:proofErr w:type="spellEnd"/>
+      <w:r>
+        <w:t xml:space="preserve">, or </w:t>
+      </w:r>
+      <w:proofErr w:type="spellStart"/>
+      <w:r>
+        <w:t>contractorEndDate</w:t>
+      </w:r>
+      <w:proofErr w:type="spellEnd"/>
+      <w:r>
+        <w:t>.</w:t>
+      </w:r>
+    </w:p>
+    <w:p>
+      <w:pPr>
+        <w:rPr>
+          <w:b/>
+          <w:bCs/>
+        </w:rPr>
+      </w:pPr>
+      <w:r>
+        <w:rPr>
+          <w:b/>
+          <w:bCs/>
+        </w:rPr>
+        <w:t>2. Inbound Provisioning: The Concept</w:t>
+      </w:r>
+    </w:p>
+    <w:p>
+      <w:r>
+        <w:t xml:space="preserve">When </w:t>
+      </w:r>
+      <w:proofErr w:type="spellStart"/>
+      <w:r>
+        <w:rPr>
+          <w:b/>
+          <w:bCs/>
+        </w:rPr>
+        <w:t>PingOne</w:t>
+      </w:r>
+      <w:proofErr w:type="spellEnd"/>
+      <w:r>
+        <w:t xml:space="preserve"> acts as an </w:t>
+      </w:r>
+      <w:r>
+        <w:rPr>
+          <w:b/>
+          <w:bCs/>
+        </w:rPr>
+        <w:t>Inbound Provider (Identity Store / Target)</w:t>
+      </w:r>
+      <w:r>
+        <w:t xml:space="preserve">, an external system (like an upstream HR system, Workday, or another IdP) acts as the SCIM Client. </w:t>
+      </w:r>
+    </w:p>
+    <w:p>
+      <w:r>
+        <w:t xml:space="preserve">The external system sends API requests (POST, PUT, PATCH) containing user data </w:t>
+      </w:r>
+      <w:r>
+        <w:rPr>
+          <w:b/>
+          <w:bCs/>
+        </w:rPr>
+        <w:t>into</w:t>
+      </w:r>
+      <w:r>
+        <w:t xml:space="preserve"> </w:t>
+      </w:r>
+      <w:proofErr w:type="spellStart"/>
+      <w:r>
+        <w:t>PingOne</w:t>
+      </w:r>
+      <w:proofErr w:type="spellEnd"/>
+      <w:r>
+        <w:t xml:space="preserve">. </w:t>
+      </w:r>
+      <w:proofErr w:type="spellStart"/>
+      <w:r>
+        <w:t>PingOne's</w:t>
+      </w:r>
+      <w:proofErr w:type="spellEnd"/>
+      <w:r>
+        <w:t xml:space="preserve"> job is to read that SCIM payload, parse the attributes, and write them into the </w:t>
+      </w:r>
+      <w:proofErr w:type="spellStart"/>
+      <w:r>
+        <w:t>PingOne</w:t>
+      </w:r>
+      <w:proofErr w:type="spellEnd"/>
+      <w:r>
+        <w:t xml:space="preserve"> Directory.</w:t>
+      </w:r>
+    </w:p>
+    <w:p>
+      <w:pPr>
+        <w:rPr>
+          <w:b/>
+          <w:bCs/>
+        </w:rPr>
+      </w:pPr>
+      <w:r>
+        <w:rPr>
+          <w:b/>
+          <w:bCs/>
+        </w:rPr>
+        <w:t xml:space="preserve">3. Implementation in </w:t>
+      </w:r>
+      <w:proofErr w:type="spellStart"/>
+      <w:r>
+        <w:rPr>
+          <w:b/>
+          <w:bCs/>
+        </w:rPr>
+        <w:t>PingOne</w:t>
+      </w:r>
+      <w:proofErr w:type="spellEnd"/>
+      <w:r>
+        <w:rPr>
+          <w:b/>
+          <w:bCs/>
+        </w:rPr>
+        <w:t xml:space="preserve"> (Inbound)</w:t>
+      </w:r>
+    </w:p>
+    <w:p>
+      <w:r>
+        <w:t xml:space="preserve">For </w:t>
+      </w:r>
+      <w:proofErr w:type="spellStart"/>
+      <w:r>
+        <w:t>PingOne</w:t>
+      </w:r>
+      <w:proofErr w:type="spellEnd"/>
+      <w:r>
+        <w:t xml:space="preserve"> to successfully ingest both standard and custom schemas from an inbound source, you must configure a bridge between the </w:t>
+      </w:r>
+      <w:r>
+        <w:rPr>
+          <w:b/>
+          <w:bCs/>
+        </w:rPr>
+        <w:t>Incoming SCIM Payload</w:t>
+      </w:r>
+      <w:r>
+        <w:t xml:space="preserve"> and the </w:t>
+      </w:r>
+      <w:proofErr w:type="spellStart"/>
+      <w:r>
+        <w:rPr>
+          <w:b/>
+          <w:bCs/>
+        </w:rPr>
+        <w:t>PingOne</w:t>
+      </w:r>
+      <w:proofErr w:type="spellEnd"/>
+      <w:r>
+        <w:rPr>
+          <w:b/>
+          <w:bCs/>
+        </w:rPr>
+        <w:t xml:space="preserve"> Directory Attributes</w:t>
+      </w:r>
+      <w:r>
+        <w:t>.</w:t>
+      </w:r>
+    </w:p>
+    <w:p>
+      <w:r>
+        <w:t>Here is exactly how it gets supported and implemented:</w:t>
+      </w:r>
+    </w:p>
+    <w:p>
+      <w:pPr>
+        <w:rPr>
+          <w:b/>
+          <w:bCs/>
+        </w:rPr>
+      </w:pPr>
+      <w:r>
+        <w:rPr>
+          <w:b/>
+          <w:bCs/>
+        </w:rPr>
+        <w:t xml:space="preserve">Step 1: Prep the </w:t>
+      </w:r>
+      <w:proofErr w:type="spellStart"/>
+      <w:r>
+        <w:rPr>
+          <w:b/>
+          <w:bCs/>
+        </w:rPr>
+        <w:t>PingOne</w:t>
+      </w:r>
+      <w:proofErr w:type="spellEnd"/>
+      <w:r>
+        <w:rPr>
+          <w:b/>
+          <w:bCs/>
+        </w:rPr>
+        <w:t xml:space="preserve"> Directory</w:t>
+      </w:r>
+    </w:p>
+    <w:p>
+      <w:r>
+        <w:t xml:space="preserve">Before </w:t>
+      </w:r>
+      <w:proofErr w:type="spellStart"/>
+      <w:r>
+        <w:t>PingOne</w:t>
+      </w:r>
+      <w:proofErr w:type="spellEnd"/>
+      <w:r>
+        <w:t xml:space="preserve"> can accept custom attributes from an inbound SCIM request, those attributes must exist in your </w:t>
+      </w:r>
+      <w:proofErr w:type="spellStart"/>
+      <w:r>
+        <w:t>PingOne</w:t>
+      </w:r>
+      <w:proofErr w:type="spellEnd"/>
+      <w:r>
+        <w:t xml:space="preserve"> data model.</w:t>
+      </w:r>
+    </w:p>
+    <w:p>
+      <w:pPr>
+        <w:numPr>
+          <w:ilvl w:val="0"/>
+          <w:numId w:val="32"/>
+        </w:numPr>
+      </w:pPr>
+      <w:r>
+        <w:t xml:space="preserve">Go to </w:t>
+      </w:r>
+      <w:r>
+        <w:rPr>
+          <w:b/>
+          <w:bCs/>
+        </w:rPr>
+        <w:t>Identities &gt; Attributes</w:t>
+      </w:r>
+      <w:r>
+        <w:t xml:space="preserve"> in the </w:t>
+      </w:r>
+      <w:proofErr w:type="spellStart"/>
+      <w:r>
+        <w:t>PingOne</w:t>
+      </w:r>
+      <w:proofErr w:type="spellEnd"/>
+      <w:r>
+        <w:t xml:space="preserve"> Admin Console.</w:t>
+      </w:r>
+    </w:p>
+    <w:p>
+      <w:pPr>
+        <w:numPr>
+          <w:ilvl w:val="0"/>
+          <w:numId w:val="32"/>
+        </w:numPr>
+      </w:pPr>
+      <w:r>
+        <w:lastRenderedPageBreak/>
+        <w:t xml:space="preserve">Click </w:t>
+      </w:r>
+      <w:r>
+        <w:rPr>
+          <w:b/>
+          <w:bCs/>
+        </w:rPr>
+        <w:t>Add Attribute</w:t>
+      </w:r>
+      <w:r>
+        <w:t xml:space="preserve"> and choose </w:t>
+      </w:r>
+      <w:r>
+        <w:rPr>
+          <w:b/>
+          <w:bCs/>
+        </w:rPr>
+        <w:t>Declared</w:t>
+      </w:r>
+      <w:r>
+        <w:t xml:space="preserve">. </w:t>
+      </w:r>
+    </w:p>
+    <w:p>
+      <w:pPr>
+        <w:numPr>
+          <w:ilvl w:val="0"/>
+          <w:numId w:val="32"/>
+        </w:numPr>
+      </w:pPr>
+      <w:r>
+        <w:t xml:space="preserve">Name it to match your business concept (e.g., </w:t>
+      </w:r>
+      <w:proofErr w:type="spellStart"/>
+      <w:r>
+        <w:t>visaStatus</w:t>
+      </w:r>
+      <w:proofErr w:type="spellEnd"/>
+      <w:r>
+        <w:t xml:space="preserve"> or </w:t>
+      </w:r>
+      <w:proofErr w:type="spellStart"/>
+      <w:r>
+        <w:t>costCenterId</w:t>
+      </w:r>
+      <w:proofErr w:type="spellEnd"/>
+      <w:r>
+        <w:t>).</w:t>
+      </w:r>
+    </w:p>
+    <w:p>
+      <w:pPr>
+        <w:rPr>
+          <w:b/>
+          <w:bCs/>
+        </w:rPr>
+      </w:pPr>
+      <w:r>
+        <w:rPr>
+          <w:b/>
+          <w:bCs/>
+        </w:rPr>
+        <w:t>Step 2: Configure the Inbound Provisioning Connection</w:t>
+      </w:r>
+    </w:p>
+    <w:p>
+      <w:r>
+        <w:t xml:space="preserve">You need to tell </w:t>
+      </w:r>
+      <w:proofErr w:type="spellStart"/>
+      <w:r>
+        <w:t>PingOne</w:t>
+      </w:r>
+      <w:proofErr w:type="spellEnd"/>
+      <w:r>
+        <w:t xml:space="preserve"> how to interpret the incoming payload data.</w:t>
+      </w:r>
+    </w:p>
+    <w:p>
+      <w:pPr>
+        <w:numPr>
+          <w:ilvl w:val="0"/>
+          <w:numId w:val="33"/>
+        </w:numPr>
+      </w:pPr>
+      <w:r>
+        <w:t xml:space="preserve">Navigate to </w:t>
+      </w:r>
+      <w:r>
+        <w:rPr>
+          <w:b/>
+          <w:bCs/>
+        </w:rPr>
+        <w:t>Connections &gt; Provisioning</w:t>
+      </w:r>
+      <w:r>
+        <w:t xml:space="preserve"> and create a </w:t>
+      </w:r>
+      <w:r>
+        <w:rPr>
+          <w:b/>
+          <w:bCs/>
+        </w:rPr>
+        <w:t>New Connection</w:t>
+      </w:r>
+      <w:r>
+        <w:t xml:space="preserve">. </w:t>
+      </w:r>
+    </w:p>
+    <w:p>
+      <w:pPr>
+        <w:numPr>
+          <w:ilvl w:val="0"/>
+          <w:numId w:val="33"/>
+        </w:numPr>
+      </w:pPr>
+      <w:r>
+        <w:t xml:space="preserve">Choose </w:t>
+      </w:r>
+      <w:r>
+        <w:rPr>
+          <w:b/>
+          <w:bCs/>
+        </w:rPr>
+        <w:t>SCIM</w:t>
+      </w:r>
+      <w:r>
+        <w:t xml:space="preserve"> as the type. </w:t>
+      </w:r>
+    </w:p>
+    <w:p>
+      <w:pPr>
+        <w:numPr>
+          <w:ilvl w:val="0"/>
+          <w:numId w:val="33"/>
+        </w:numPr>
+      </w:pPr>
+      <w:r>
+        <w:t xml:space="preserve">Under the </w:t>
+      </w:r>
+      <w:r>
+        <w:rPr>
+          <w:b/>
+          <w:bCs/>
+        </w:rPr>
+        <w:t>Configure Preferences</w:t>
+      </w:r>
+      <w:r>
+        <w:t xml:space="preserve"> screen, look for the </w:t>
+      </w:r>
+      <w:r>
+        <w:rPr>
+          <w:b/>
+          <w:bCs/>
+        </w:rPr>
+        <w:t>Custom Attribute Schema URNs</w:t>
+      </w:r>
+      <w:r>
+        <w:t xml:space="preserve"> field. </w:t>
+      </w:r>
+    </w:p>
+    <w:p>
+      <w:pPr>
+        <w:numPr>
+          <w:ilvl w:val="0"/>
+          <w:numId w:val="33"/>
+        </w:numPr>
+      </w:pPr>
+      <w:r>
+        <w:rPr>
+          <w:b/>
+          <w:bCs/>
+        </w:rPr>
+        <w:t>This is critical:</w:t>
+      </w:r>
+      <w:r>
+        <w:t xml:space="preserve"> Enter the exact custom URN that your upstream system is going to send in its JSON payload (e.g., </w:t>
+      </w:r>
+      <w:proofErr w:type="gramStart"/>
+      <w:r>
+        <w:t>urn:ietf</w:t>
+      </w:r>
+      <w:proofErr w:type="gramEnd"/>
+      <w:r>
+        <w:t>:</w:t>
+      </w:r>
+      <w:proofErr w:type="gramStart"/>
+      <w:r>
+        <w:t>params:scim</w:t>
+      </w:r>
+      <w:proofErr w:type="gramEnd"/>
+      <w:r>
+        <w:t>:</w:t>
+      </w:r>
+      <w:proofErr w:type="gramStart"/>
+      <w:r>
+        <w:t>schemas:extension</w:t>
+      </w:r>
+      <w:proofErr w:type="gramEnd"/>
+      <w:r>
+        <w:t>:mycompany:2.</w:t>
+      </w:r>
+      <w:proofErr w:type="gramStart"/>
+      <w:r>
+        <w:t>0:User</w:t>
+      </w:r>
+      <w:proofErr w:type="gramEnd"/>
+      <w:r>
+        <w:t xml:space="preserve">). This tells </w:t>
+      </w:r>
+      <w:proofErr w:type="spellStart"/>
+      <w:r>
+        <w:t>PingOne</w:t>
+      </w:r>
+      <w:proofErr w:type="spellEnd"/>
+      <w:r>
+        <w:t xml:space="preserve"> to actively listen for and parse that specific JSON block.</w:t>
+      </w:r>
+    </w:p>
+    <w:p>
+      <w:pPr>
+        <w:rPr>
+          <w:b/>
+          <w:bCs/>
+        </w:rPr>
+      </w:pPr>
+      <w:r>
+        <w:rPr>
+          <w:b/>
+          <w:bCs/>
+        </w:rPr>
+        <w:t>Step 3: Attribute Mapping</w:t>
+      </w:r>
+    </w:p>
+    <w:p>
+      <w:r>
+        <w:t xml:space="preserve">Once the connection knows </w:t>
+      </w:r>
+      <w:r>
+        <w:rPr>
+          <w:i/>
+          <w:iCs/>
+        </w:rPr>
+        <w:t>what</w:t>
+      </w:r>
+      <w:r>
+        <w:t xml:space="preserve"> namespaces to expect, you must explicitly map the incoming SCIM fields to your target </w:t>
+      </w:r>
+      <w:proofErr w:type="spellStart"/>
+      <w:r>
+        <w:t>PingOne</w:t>
+      </w:r>
+      <w:proofErr w:type="spellEnd"/>
+      <w:r>
+        <w:t xml:space="preserve"> attributes.</w:t>
+      </w:r>
+    </w:p>
+    <w:p>
+      <w:pPr>
+        <w:numPr>
+          <w:ilvl w:val="0"/>
+          <w:numId w:val="34"/>
+        </w:numPr>
+      </w:pPr>
+      <w:r>
+        <w:t xml:space="preserve">Inside your Provisioning Rule, go to the </w:t>
+      </w:r>
+      <w:r>
+        <w:rPr>
+          <w:b/>
+          <w:bCs/>
+        </w:rPr>
+        <w:t>Attribute Mapping</w:t>
+      </w:r>
+      <w:r>
+        <w:t xml:space="preserve"> tab. </w:t>
+      </w:r>
+    </w:p>
+    <w:p>
+      <w:pPr>
+        <w:numPr>
+          <w:ilvl w:val="0"/>
+          <w:numId w:val="34"/>
+        </w:numPr>
+      </w:pPr>
+      <w:r>
+        <w:rPr>
+          <w:b/>
+          <w:bCs/>
+        </w:rPr>
+        <w:t>For Standard Attributes:</w:t>
+      </w:r>
+      <w:r>
+        <w:t xml:space="preserve"> Map incoming </w:t>
+      </w:r>
+      <w:proofErr w:type="spellStart"/>
+      <w:r>
+        <w:t>userName</w:t>
+      </w:r>
+      <w:proofErr w:type="spellEnd"/>
+      <w:r>
+        <w:t xml:space="preserve"> to </w:t>
+      </w:r>
+      <w:proofErr w:type="spellStart"/>
+      <w:r>
+        <w:t>PingOne</w:t>
+      </w:r>
+      <w:proofErr w:type="spellEnd"/>
+      <w:r>
+        <w:t xml:space="preserve"> Username, </w:t>
+      </w:r>
+      <w:proofErr w:type="gramStart"/>
+      <w:r>
+        <w:t>emails[</w:t>
+      </w:r>
+      <w:proofErr w:type="gramEnd"/>
+      <w:r>
+        <w:t xml:space="preserve">type eq "work"].value to </w:t>
+      </w:r>
+      <w:proofErr w:type="spellStart"/>
+      <w:r>
+        <w:t>PingOne</w:t>
+      </w:r>
+      <w:proofErr w:type="spellEnd"/>
+      <w:r>
+        <w:t xml:space="preserve"> Email Address. </w:t>
+      </w:r>
+    </w:p>
+    <w:p>
+      <w:pPr>
+        <w:numPr>
+          <w:ilvl w:val="0"/>
+          <w:numId w:val="34"/>
+        </w:numPr>
+      </w:pPr>
+      <w:r>
+        <w:rPr>
+          <w:b/>
+          <w:bCs/>
+        </w:rPr>
+        <w:t>For Custom Attributes:</w:t>
+      </w:r>
+      <w:r>
+        <w:t xml:space="preserve"> You will select your newly defined </w:t>
+      </w:r>
+      <w:proofErr w:type="spellStart"/>
+      <w:r>
+        <w:t>PingOne</w:t>
+      </w:r>
+      <w:proofErr w:type="spellEnd"/>
+      <w:r>
+        <w:t xml:space="preserve"> directory attribute and map it directly to the extended SCIM path coming from the inbound provider (e.g., Mapping </w:t>
+      </w:r>
+      <w:proofErr w:type="gramStart"/>
+      <w:r>
+        <w:t>urn:ietf</w:t>
+      </w:r>
+      <w:proofErr w:type="gramEnd"/>
+      <w:r>
+        <w:t>:</w:t>
+      </w:r>
+      <w:proofErr w:type="gramStart"/>
+      <w:r>
+        <w:t>params:scim</w:t>
+      </w:r>
+      <w:proofErr w:type="gramEnd"/>
+      <w:r>
+        <w:t>:</w:t>
+      </w:r>
+      <w:proofErr w:type="gramStart"/>
+      <w:r>
+        <w:t>schemas:extension</w:t>
+      </w:r>
+      <w:proofErr w:type="gramEnd"/>
+      <w:r>
+        <w:t>:mycompany:2.</w:t>
+      </w:r>
+      <w:proofErr w:type="gramStart"/>
+      <w:r>
+        <w:t>0:User</w:t>
+      </w:r>
+      <w:proofErr w:type="gramEnd"/>
+      <w:r>
+        <w:t xml:space="preserve">:badgeId directly to </w:t>
+      </w:r>
+      <w:proofErr w:type="spellStart"/>
+      <w:r>
+        <w:t>PingOne’s</w:t>
+      </w:r>
+      <w:proofErr w:type="spellEnd"/>
+      <w:r>
+        <w:t xml:space="preserve"> Badge ID attribute).</w:t>
+      </w:r>
+    </w:p>
+    <w:p/>
+    <w:p>
+      <w:pPr>
+        <w:rPr>
+          <w:b/>
+          <w:bCs/>
+        </w:rPr>
+      </w:pPr>
+      <w:r>
+        <w:rPr>
+          <w:b/>
+          <w:bCs/>
+        </w:rPr>
+        <w:t>1. Standard Extensions (e.g., Enterprise User)</w:t>
+      </w:r>
+    </w:p>
+    <w:p>
+      <w:pPr>
+        <w:rPr>
+          <w:b/>
+          <w:bCs/>
+        </w:rPr>
+      </w:pPr>
+      <w:r>
+        <w:rPr>
+          <w:b/>
+          <w:bCs/>
+        </w:rPr>
+        <w:t>"Is it already in place and understood?"</w:t>
+      </w:r>
+    </w:p>
+    <w:p>
+      <w:r>
+        <w:rPr>
+          <w:b/>
+          <w:bCs/>
+        </w:rPr>
+        <w:t>Yes.</w:t>
+      </w:r>
+      <w:r>
+        <w:t xml:space="preserve"> Because </w:t>
+      </w:r>
+      <w:proofErr w:type="spellStart"/>
+      <w:r>
+        <w:t>PingOne</w:t>
+      </w:r>
+      <w:proofErr w:type="spellEnd"/>
+      <w:r>
+        <w:t xml:space="preserve"> is a strictly SCIM-compliant platform, its SCIM engine </w:t>
+      </w:r>
+      <w:r>
+        <w:rPr>
+          <w:b/>
+          <w:bCs/>
+        </w:rPr>
+        <w:t>already natively understands standard schema extensions</w:t>
+      </w:r>
+      <w:r>
+        <w:t xml:space="preserve"> like the </w:t>
+      </w:r>
+      <w:r>
+        <w:rPr>
+          <w:b/>
+          <w:bCs/>
+        </w:rPr>
+        <w:t>Enterprise User Extension</w:t>
+      </w:r>
+      <w:r>
+        <w:t>:</w:t>
+      </w:r>
+    </w:p>
+    <w:p>
+      <m:oMathPara>
+        <m:oMath>
+          <m:r>
+            <m:rPr>
+              <m:nor/>
+            </m:rPr>
+            <m:t>urn:ietf:params:scim:schemas:extension:enterprise:2.0:User</m:t>
+          </m:r>
+        </m:oMath>
+      </m:oMathPara>
+    </w:p>
+    <w:p>
+      <w:pPr>
+        <w:rPr>
+          <w:b/>
+          <w:bCs/>
+        </w:rPr>
+      </w:pPr>
+      <w:r>
+        <w:rPr>
+          <w:b/>
+          <w:bCs/>
+        </w:rPr>
+        <w:t>Do you still need to map it?</w:t>
+      </w:r>
+    </w:p>
+    <w:p>
+      <w:r>
+        <w:rPr>
+          <w:b/>
+          <w:bCs/>
+        </w:rPr>
+        <w:t>Yes, in terms of data routing, but not schema definition.</w:t>
+      </w:r>
+    </w:p>
+    <w:p>
+      <w:r>
+        <w:lastRenderedPageBreak/>
+        <w:t xml:space="preserve">While </w:t>
+      </w:r>
+      <w:proofErr w:type="spellStart"/>
+      <w:r>
+        <w:t>PingOne</w:t>
+      </w:r>
+      <w:proofErr w:type="spellEnd"/>
+      <w:r>
+        <w:t xml:space="preserve"> already knows that department, manager, and </w:t>
+      </w:r>
+      <w:proofErr w:type="spellStart"/>
+      <w:r>
+        <w:t>employeeNumber</w:t>
+      </w:r>
+      <w:proofErr w:type="spellEnd"/>
+      <w:r>
+        <w:t xml:space="preserve"> are valid standard enterprise fields, it does </w:t>
+      </w:r>
+      <w:r>
+        <w:rPr>
+          <w:b/>
+          <w:bCs/>
+        </w:rPr>
+        <w:t>not</w:t>
+      </w:r>
+      <w:r>
+        <w:t xml:space="preserve"> know where that data lives inside your SailPoint system or your internal </w:t>
+      </w:r>
+      <w:proofErr w:type="spellStart"/>
+      <w:r>
+        <w:t>PingOne</w:t>
+      </w:r>
+      <w:proofErr w:type="spellEnd"/>
+      <w:r>
+        <w:t xml:space="preserve"> directory.</w:t>
+      </w:r>
+    </w:p>
+    <w:p>
+      <w:pPr>
+        <w:numPr>
+          <w:ilvl w:val="0"/>
+          <w:numId w:val="35"/>
+        </w:numPr>
+      </w:pPr>
+      <w:r>
+        <w:rPr>
+          <w:b/>
+          <w:bCs/>
+        </w:rPr>
+        <w:t>The standard is ready:</w:t>
+      </w:r>
+      <w:r>
+        <w:t xml:space="preserve"> You do not need to upload a JSON schema definition or configure </w:t>
+      </w:r>
+      <w:proofErr w:type="spellStart"/>
+      <w:r>
+        <w:t>PingOne</w:t>
+      </w:r>
+      <w:proofErr w:type="spellEnd"/>
+      <w:r>
+        <w:t xml:space="preserve"> to "allow" these enterprise attributes. The /Schemas endpoint in </w:t>
+      </w:r>
+      <w:proofErr w:type="spellStart"/>
+      <w:r>
+        <w:t>PingOne</w:t>
+      </w:r>
+      <w:proofErr w:type="spellEnd"/>
+      <w:r>
+        <w:t xml:space="preserve"> already publishes them.</w:t>
+      </w:r>
+    </w:p>
+    <w:p>
+      <w:pPr>
+        <w:numPr>
+          <w:ilvl w:val="0"/>
+          <w:numId w:val="35"/>
+        </w:numPr>
+      </w:pPr>
+      <w:r>
+        <w:rPr>
+          <w:b/>
+          <w:bCs/>
+        </w:rPr>
+        <w:t>The mapping is required:</w:t>
+      </w:r>
+      <w:r>
+        <w:t xml:space="preserve"> You (and the SailPoint team) still have to tell the systems:</w:t>
+      </w:r>
+    </w:p>
+    <w:p>
+      <w:r>
+        <w:rPr>
+          <w:i/>
+          <w:iCs/>
+        </w:rPr>
+        <w:t xml:space="preserve">"Take SailPoint's identity attribute called </w:t>
+      </w:r>
+      <w:proofErr w:type="spellStart"/>
+      <w:r>
+        <w:rPr>
+          <w:i/>
+          <w:iCs/>
+        </w:rPr>
+        <w:t>Cost_Center_Code</w:t>
+      </w:r>
+      <w:proofErr w:type="spellEnd"/>
+      <w:r>
+        <w:rPr>
+          <w:i/>
+          <w:iCs/>
+        </w:rPr>
+        <w:t xml:space="preserve"> and map it into the inbound SCIM field </w:t>
+      </w:r>
+      <w:proofErr w:type="gramStart"/>
+      <w:r>
+        <w:rPr>
+          <w:i/>
+          <w:iCs/>
+        </w:rPr>
+        <w:t>urn:ietf</w:t>
+      </w:r>
+      <w:proofErr w:type="gramEnd"/>
+      <w:r>
+        <w:rPr>
+          <w:i/>
+          <w:iCs/>
+        </w:rPr>
+        <w:t>:</w:t>
+      </w:r>
+      <w:proofErr w:type="gramStart"/>
+      <w:r>
+        <w:rPr>
+          <w:i/>
+          <w:iCs/>
+        </w:rPr>
+        <w:t>params:scim</w:t>
+      </w:r>
+      <w:proofErr w:type="gramEnd"/>
+      <w:r>
+        <w:rPr>
+          <w:i/>
+          <w:iCs/>
+        </w:rPr>
+        <w:t>:</w:t>
+      </w:r>
+      <w:proofErr w:type="gramStart"/>
+      <w:r>
+        <w:rPr>
+          <w:i/>
+          <w:iCs/>
+        </w:rPr>
+        <w:t>schemas:extension</w:t>
+      </w:r>
+      <w:proofErr w:type="gramEnd"/>
+      <w:r>
+        <w:rPr>
+          <w:i/>
+          <w:iCs/>
+        </w:rPr>
+        <w:t>:enterprise:2.</w:t>
+      </w:r>
+      <w:proofErr w:type="gramStart"/>
+      <w:r>
+        <w:rPr>
+          <w:i/>
+          <w:iCs/>
+        </w:rPr>
+        <w:t>0:User</w:t>
+      </w:r>
+      <w:proofErr w:type="gramEnd"/>
+      <w:r>
+        <w:rPr>
+          <w:i/>
+          <w:iCs/>
+        </w:rPr>
+        <w:t>:costCenter."</w:t>
+      </w:r>
+    </w:p>
+    <w:p>
+      <w:pPr>
+        <w:rPr>
+          <w:b/>
+          <w:bCs/>
+        </w:rPr>
+      </w:pPr>
+      <w:r>
+        <w:rPr>
+          <w:rFonts w:ascii="Segoe UI Emoji" w:hAnsi="Segoe UI Emoji" w:cs="Segoe UI Emoji"/>
+          <w:b/>
+          <w:bCs/>
+        </w:rPr>
+        <w:t>🎨</w:t>
+      </w:r>
+      <w:r>
+        <w:rPr>
+          <w:b/>
+          <w:bCs/>
+        </w:rPr>
+        <w:t xml:space="preserve"> 2. Custom Data (Custom Schemas)</w:t>
+      </w:r>
+    </w:p>
+    <w:p>
+      <w:pPr>
+        <w:rPr>
+          <w:b/>
+          <w:bCs/>
+        </w:rPr>
+      </w:pPr>
+      <w:r>
+        <w:rPr>
+          <w:b/>
+          <w:bCs/>
+        </w:rPr>
+        <w:t>"Is it already in place and understood?"</w:t>
+      </w:r>
+    </w:p>
+    <w:p>
+      <w:r>
+        <w:rPr>
+          <w:b/>
+          <w:bCs/>
+        </w:rPr>
+        <w:t>No.</w:t>
+      </w:r>
+      <w:r>
+        <w:t xml:space="preserve"> If you have unique business data that doesn't fit into the Core User Schema or the Enterprise Extension (e.g., </w:t>
+      </w:r>
+      <w:proofErr w:type="spellStart"/>
+      <w:r>
+        <w:t>badgeExpiration</w:t>
+      </w:r>
+      <w:proofErr w:type="spellEnd"/>
+      <w:r>
+        <w:t xml:space="preserve">, </w:t>
+      </w:r>
+      <w:proofErr w:type="spellStart"/>
+      <w:r>
+        <w:t>costCenterApprover</w:t>
+      </w:r>
+      <w:proofErr w:type="spellEnd"/>
+      <w:r>
+        <w:t xml:space="preserve">, or </w:t>
+      </w:r>
+      <w:proofErr w:type="spellStart"/>
+      <w:r>
+        <w:t>tShirtSize</w:t>
+      </w:r>
+      <w:proofErr w:type="spellEnd"/>
+      <w:r>
+        <w:t xml:space="preserve">), </w:t>
+      </w:r>
+      <w:proofErr w:type="spellStart"/>
+      <w:r>
+        <w:t>PingOne</w:t>
+      </w:r>
+      <w:proofErr w:type="spellEnd"/>
+      <w:r>
+        <w:t xml:space="preserve"> has </w:t>
+      </w:r>
+      <w:r>
+        <w:rPr>
+          <w:b/>
+          <w:bCs/>
+        </w:rPr>
+        <w:t>no idea</w:t>
+      </w:r>
+      <w:r>
+        <w:t xml:space="preserve"> these fields exist.</w:t>
+      </w:r>
+    </w:p>
+    <w:p>
+      <w:pPr>
+        <w:rPr>
+          <w:b/>
+          <w:bCs/>
+        </w:rPr>
+      </w:pPr>
+      <w:r>
+        <w:rPr>
+          <w:b/>
+          <w:bCs/>
+        </w:rPr>
+        <w:t>Do you still need to map it?</w:t>
+      </w:r>
+    </w:p>
+    <w:p>
+      <w:r>
+        <w:rPr>
+          <w:b/>
+          <w:bCs/>
+        </w:rPr>
+        <w:t>Yes, and you must define it first.</w:t>
+      </w:r>
+      <w:r>
+        <w:t xml:space="preserve"> For custom data, you have to perform a two-step process:</w:t>
+      </w:r>
+    </w:p>
+    <w:p>
+      <w:r>
+        <w:t xml:space="preserve">[ Step 1: Define Schema in </w:t>
+      </w:r>
+      <w:proofErr w:type="spellStart"/>
+      <w:proofErr w:type="gramStart"/>
+      <w:r>
+        <w:t>PingOne</w:t>
+      </w:r>
+      <w:proofErr w:type="spellEnd"/>
+      <w:r>
+        <w:t xml:space="preserve"> ]</w:t>
+      </w:r>
+      <w:proofErr w:type="gramEnd"/>
+      <w:r>
+        <w:t xml:space="preserve"> </w:t>
+      </w:r>
+      <w:r>
+        <w:rPr>
+          <w:rFonts w:ascii="Segoe UI Symbol" w:hAnsi="Segoe UI Symbol" w:cs="Segoe UI Symbol"/>
+        </w:rPr>
+        <w:t>➔</w:t>
+      </w:r>
+      <w:r>
+        <w:t xml:space="preserve"> [ Step 2: Map Fields in </w:t>
+      </w:r>
+      <w:proofErr w:type="gramStart"/>
+      <w:r>
+        <w:t>SailPoint ]</w:t>
+      </w:r>
+      <w:proofErr w:type="gramEnd"/>
+    </w:p>
+    <w:p>
+      <w:r>
+        <w:t xml:space="preserve">(Tell </w:t>
+      </w:r>
+      <w:proofErr w:type="spellStart"/>
+      <w:r>
+        <w:t>PingOne</w:t>
+      </w:r>
+      <w:proofErr w:type="spellEnd"/>
+      <w:r>
+        <w:t xml:space="preserve"> the custom URN &amp; </w:t>
+      </w:r>
+      <w:proofErr w:type="gramStart"/>
+      <w:r>
+        <w:t xml:space="preserve">type)   </w:t>
+      </w:r>
+      <w:proofErr w:type="gramEnd"/>
+      <w:r>
+        <w:t xml:space="preserve"> (Map SailPoint data to that custom URN)</w:t>
+      </w:r>
+    </w:p>
+    <w:p>
+      <w:pPr>
+        <w:numPr>
+          <w:ilvl w:val="0"/>
+          <w:numId w:val="36"/>
+        </w:numPr>
+      </w:pPr>
+      <w:r>
+        <w:rPr>
+          <w:b/>
+          <w:bCs/>
+        </w:rPr>
+        <w:t xml:space="preserve">In </w:t>
+      </w:r>
+      <w:proofErr w:type="spellStart"/>
+      <w:r>
+        <w:rPr>
+          <w:b/>
+          <w:bCs/>
+        </w:rPr>
+        <w:t>PingOne</w:t>
+      </w:r>
+      <w:proofErr w:type="spellEnd"/>
+      <w:r>
+        <w:rPr>
+          <w:b/>
+          <w:bCs/>
+        </w:rPr>
+        <w:t xml:space="preserve"> (Define):</w:t>
+      </w:r>
+      <w:r>
+        <w:t xml:space="preserve"> You must go to your </w:t>
+      </w:r>
+      <w:proofErr w:type="spellStart"/>
+      <w:r>
+        <w:t>PingOne</w:t>
+      </w:r>
+      <w:proofErr w:type="spellEnd"/>
+      <w:r>
+        <w:t xml:space="preserve"> environment and create custom user attributes. This registers them in </w:t>
+      </w:r>
+      <w:proofErr w:type="spellStart"/>
+      <w:r>
+        <w:t>PingOne's</w:t>
+      </w:r>
+      <w:proofErr w:type="spellEnd"/>
+      <w:r>
+        <w:t xml:space="preserve"> local database and exposes them dynamically via </w:t>
+      </w:r>
+      <w:proofErr w:type="spellStart"/>
+      <w:r>
+        <w:t>PingOne's</w:t>
+      </w:r>
+      <w:proofErr w:type="spellEnd"/>
+      <w:r>
+        <w:t xml:space="preserve"> SCIM /Schemas discovery endpoint. Under the hood, </w:t>
+      </w:r>
+      <w:proofErr w:type="spellStart"/>
+      <w:r>
+        <w:t>PingOne</w:t>
+      </w:r>
+      <w:proofErr w:type="spellEnd"/>
+      <w:r>
+        <w:t xml:space="preserve"> will assign them to a custom URN, such as:</w:t>
+      </w:r>
+    </w:p>
+    <w:p>
+      <w:proofErr w:type="gramStart"/>
+      <w:r>
+        <w:t>urn:pingidentity</w:t>
+      </w:r>
+      <w:proofErr w:type="gramEnd"/>
+      <w:r>
+        <w:t>:</w:t>
+      </w:r>
+      <w:proofErr w:type="gramStart"/>
+      <w:r>
+        <w:t>schemas:extension</w:t>
+      </w:r>
+      <w:proofErr w:type="gramEnd"/>
+      <w:r>
+        <w:t>:2.</w:t>
+      </w:r>
+      <w:proofErr w:type="gramStart"/>
+      <w:r>
+        <w:t>0:User</w:t>
+      </w:r>
+      <w:proofErr w:type="gramEnd"/>
+      <w:r>
+        <w:t>:customAttributeName</w:t>
+      </w:r>
+    </w:p>
+    <w:p>
+      <w:pPr>
+        <w:numPr>
+          <w:ilvl w:val="0"/>
+          <w:numId w:val="36"/>
+        </w:numPr>
+      </w:pPr>
+      <w:r>
+        <w:rPr>
+          <w:b/>
+          <w:bCs/>
+        </w:rPr>
+        <w:t>In SailPoint (Map):</w:t>
+      </w:r>
+      <w:r>
+        <w:t xml:space="preserve"> The SailPoint team must configure their SCIM connector schema to include this custom URN so that when SailPoint provisions a user, it sends the payload structured exactly like this:</w:t>
       </w:r>
     </w:p>
     <w:p/>
@@ -6223,6 +8647,155 @@
     </w:lvl>
   </w:abstractNum>
   <w:abstractNum w:abstractNumId="5" w15:restartNumberingAfterBreak="0">
+    <w:nsid w:val="19D652E7"/>
+    <w:multiLevelType w:val="multilevel"/>
+    <w:tmpl w:val="68342294"/>
+    <w:lvl w:ilvl="0">
+      <w:start w:val="1"/>
+      <w:numFmt w:val="bullet"/>
+      <w:lvlText w:val=""/>
+      <w:lvlJc w:val="left"/>
+      <w:pPr>
+        <w:tabs>
+          <w:tab w:val="num" w:pos="720"/>
+        </w:tabs>
+        <w:ind w:left="720" w:hanging="360"/>
+      </w:pPr>
+      <w:rPr>
+        <w:rFonts w:ascii="Symbol" w:hAnsi="Symbol" w:hint="default"/>
+        <w:sz w:val="20"/>
+      </w:rPr>
+    </w:lvl>
+    <w:lvl w:ilvl="1" w:tentative="1">
+      <w:start w:val="1"/>
+      <w:numFmt w:val="bullet"/>
+      <w:lvlText w:val="o"/>
+      <w:lvlJc w:val="left"/>
+      <w:pPr>
+        <w:tabs>
+          <w:tab w:val="num" w:pos="1440"/>
+        </w:tabs>
+        <w:ind w:left="1440" w:hanging="360"/>
+      </w:pPr>
+      <w:rPr>
+        <w:rFonts w:ascii="Courier New" w:hAnsi="Courier New" w:hint="default"/>
+        <w:sz w:val="20"/>
+      </w:rPr>
+    </w:lvl>
+    <w:lvl w:ilvl="2" w:tentative="1">
+      <w:start w:val="1"/>
+      <w:numFmt w:val="bullet"/>
+      <w:lvlText w:val=""/>
+      <w:lvlJc w:val="left"/>
+      <w:pPr>
+        <w:tabs>
+          <w:tab w:val="num" w:pos="2160"/>
+        </w:tabs>
+        <w:ind w:left="2160" w:hanging="360"/>
+      </w:pPr>
+      <w:rPr>
+        <w:rFonts w:ascii="Wingdings" w:hAnsi="Wingdings" w:hint="default"/>
+        <w:sz w:val="20"/>
+      </w:rPr>
+    </w:lvl>
+    <w:lvl w:ilvl="3" w:tentative="1">
+      <w:start w:val="1"/>
+      <w:numFmt w:val="bullet"/>
+      <w:lvlText w:val=""/>
+      <w:lvlJc w:val="left"/>
+      <w:pPr>
+        <w:tabs>
+          <w:tab w:val="num" w:pos="2880"/>
+        </w:tabs>
+        <w:ind w:left="2880" w:hanging="360"/>
+      </w:pPr>
+      <w:rPr>
+        <w:rFonts w:ascii="Wingdings" w:hAnsi="Wingdings" w:hint="default"/>
+        <w:sz w:val="20"/>
+      </w:rPr>
+    </w:lvl>
+    <w:lvl w:ilvl="4" w:tentative="1">
+      <w:start w:val="1"/>
+      <w:numFmt w:val="bullet"/>
+      <w:lvlText w:val=""/>
+      <w:lvlJc w:val="left"/>
+      <w:pPr>
+        <w:tabs>
+          <w:tab w:val="num" w:pos="3600"/>
+        </w:tabs>
+        <w:ind w:left="3600" w:hanging="360"/>
+      </w:pPr>
+      <w:rPr>
+        <w:rFonts w:ascii="Wingdings" w:hAnsi="Wingdings" w:hint="default"/>
+        <w:sz w:val="20"/>
+      </w:rPr>
+    </w:lvl>
+    <w:lvl w:ilvl="5" w:tentative="1">
+      <w:start w:val="1"/>
+      <w:numFmt w:val="bullet"/>
+      <w:lvlText w:val=""/>
+      <w:lvlJc w:val="left"/>
+      <w:pPr>
+        <w:tabs>
+          <w:tab w:val="num" w:pos="4320"/>
+        </w:tabs>
+        <w:ind w:left="4320" w:hanging="360"/>
+      </w:pPr>
+      <w:rPr>
+        <w:rFonts w:ascii="Wingdings" w:hAnsi="Wingdings" w:hint="default"/>
+        <w:sz w:val="20"/>
+      </w:rPr>
+    </w:lvl>
+    <w:lvl w:ilvl="6" w:tentative="1">
+      <w:start w:val="1"/>
+      <w:numFmt w:val="bullet"/>
+      <w:lvlText w:val=""/>
+      <w:lvlJc w:val="left"/>
+      <w:pPr>
+        <w:tabs>
+          <w:tab w:val="num" w:pos="5040"/>
+        </w:tabs>
+        <w:ind w:left="5040" w:hanging="360"/>
+      </w:pPr>
+      <w:rPr>
+        <w:rFonts w:ascii="Wingdings" w:hAnsi="Wingdings" w:hint="default"/>
+        <w:sz w:val="20"/>
+      </w:rPr>
+    </w:lvl>
+    <w:lvl w:ilvl="7" w:tentative="1">
+      <w:start w:val="1"/>
+      <w:numFmt w:val="bullet"/>
+      <w:lvlText w:val=""/>
+      <w:lvlJc w:val="left"/>
+      <w:pPr>
+        <w:tabs>
+          <w:tab w:val="num" w:pos="5760"/>
+        </w:tabs>
+        <w:ind w:left="5760" w:hanging="360"/>
+      </w:pPr>
+      <w:rPr>
+        <w:rFonts w:ascii="Wingdings" w:hAnsi="Wingdings" w:hint="default"/>
+        <w:sz w:val="20"/>
+      </w:rPr>
+    </w:lvl>
+    <w:lvl w:ilvl="8" w:tentative="1">
+      <w:start w:val="1"/>
+      <w:numFmt w:val="bullet"/>
+      <w:lvlText w:val=""/>
+      <w:lvlJc w:val="left"/>
+      <w:pPr>
+        <w:tabs>
+          <w:tab w:val="num" w:pos="6480"/>
+        </w:tabs>
+        <w:ind w:left="6480" w:hanging="360"/>
+      </w:pPr>
+      <w:rPr>
+        <w:rFonts w:ascii="Wingdings" w:hAnsi="Wingdings" w:hint="default"/>
+        <w:sz w:val="20"/>
+      </w:rPr>
+    </w:lvl>
+  </w:abstractNum>
+  <w:abstractNum w:abstractNumId="6" w15:restartNumberingAfterBreak="0">
     <w:nsid w:val="1B083087"/>
     <w:multiLevelType w:val="multilevel"/>
     <w:tmpl w:val="C46871EC"/>
@@ -6335,7 +8908,7 @@
       </w:pPr>
     </w:lvl>
   </w:abstractNum>
-  <w:abstractNum w:abstractNumId="6" w15:restartNumberingAfterBreak="0">
+  <w:abstractNum w:abstractNumId="7" w15:restartNumberingAfterBreak="0">
     <w:nsid w:val="1B7227B2"/>
     <w:multiLevelType w:val="multilevel"/>
     <w:tmpl w:val="461E55CA"/>
@@ -6484,7 +9057,7 @@
       </w:rPr>
     </w:lvl>
   </w:abstractNum>
-  <w:abstractNum w:abstractNumId="7" w15:restartNumberingAfterBreak="0">
+  <w:abstractNum w:abstractNumId="8" w15:restartNumberingAfterBreak="0">
     <w:nsid w:val="1D062578"/>
     <w:multiLevelType w:val="multilevel"/>
     <w:tmpl w:val="6D8613EE"/>
@@ -6633,7 +9206,120 @@
       </w:rPr>
     </w:lvl>
   </w:abstractNum>
-  <w:abstractNum w:abstractNumId="8" w15:restartNumberingAfterBreak="0">
+  <w:abstractNum w:abstractNumId="9" w15:restartNumberingAfterBreak="0">
+    <w:nsid w:val="1FB92EF4"/>
+    <w:multiLevelType w:val="multilevel"/>
+    <w:tmpl w:val="0F082A86"/>
+    <w:lvl w:ilvl="0">
+      <w:start w:val="1"/>
+      <w:numFmt w:val="decimal"/>
+      <w:lvlText w:val="%1."/>
+      <w:lvlJc w:val="left"/>
+      <w:pPr>
+        <w:tabs>
+          <w:tab w:val="num" w:pos="720"/>
+        </w:tabs>
+        <w:ind w:left="720" w:hanging="360"/>
+      </w:pPr>
+    </w:lvl>
+    <w:lvl w:ilvl="1" w:tentative="1">
+      <w:start w:val="1"/>
+      <w:numFmt w:val="decimal"/>
+      <w:lvlText w:val="%2."/>
+      <w:lvlJc w:val="left"/>
+      <w:pPr>
+        <w:tabs>
+          <w:tab w:val="num" w:pos="1440"/>
+        </w:tabs>
+        <w:ind w:left="1440" w:hanging="360"/>
+      </w:pPr>
+    </w:lvl>
+    <w:lvl w:ilvl="2" w:tentative="1">
+      <w:start w:val="1"/>
+      <w:numFmt w:val="decimal"/>
+      <w:lvlText w:val="%3."/>
+      <w:lvlJc w:val="left"/>
+      <w:pPr>
+        <w:tabs>
+          <w:tab w:val="num" w:pos="2160"/>
+        </w:tabs>
+        <w:ind w:left="2160" w:hanging="360"/>
+      </w:pPr>
+    </w:lvl>
+    <w:lvl w:ilvl="3" w:tentative="1">
+      <w:start w:val="1"/>
+      <w:numFmt w:val="decimal"/>
+      <w:lvlText w:val="%4."/>
+      <w:lvlJc w:val="left"/>
+      <w:pPr>
+        <w:tabs>
+          <w:tab w:val="num" w:pos="2880"/>
+        </w:tabs>
+        <w:ind w:left="2880" w:hanging="360"/>
+      </w:pPr>
+    </w:lvl>
+    <w:lvl w:ilvl="4" w:tentative="1">
+      <w:start w:val="1"/>
+      <w:numFmt w:val="decimal"/>
+      <w:lvlText w:val="%5."/>
+      <w:lvlJc w:val="left"/>
+      <w:pPr>
+        <w:tabs>
+          <w:tab w:val="num" w:pos="3600"/>
+        </w:tabs>
+        <w:ind w:left="3600" w:hanging="360"/>
+      </w:pPr>
+    </w:lvl>
+    <w:lvl w:ilvl="5" w:tentative="1">
+      <w:start w:val="1"/>
+      <w:numFmt w:val="decimal"/>
+      <w:lvlText w:val="%6."/>
+      <w:lvlJc w:val="left"/>
+      <w:pPr>
+        <w:tabs>
+          <w:tab w:val="num" w:pos="4320"/>
+        </w:tabs>
+        <w:ind w:left="4320" w:hanging="360"/>
+      </w:pPr>
+    </w:lvl>
+    <w:lvl w:ilvl="6" w:tentative="1">
+      <w:start w:val="1"/>
+      <w:numFmt w:val="decimal"/>
+      <w:lvlText w:val="%7."/>
+      <w:lvlJc w:val="left"/>
+      <w:pPr>
+        <w:tabs>
+          <w:tab w:val="num" w:pos="5040"/>
+        </w:tabs>
+        <w:ind w:left="5040" w:hanging="360"/>
+      </w:pPr>
+    </w:lvl>
+    <w:lvl w:ilvl="7" w:tentative="1">
+      <w:start w:val="1"/>
+      <w:numFmt w:val="decimal"/>
+      <w:lvlText w:val="%8."/>
+      <w:lvlJc w:val="left"/>
+      <w:pPr>
+        <w:tabs>
+          <w:tab w:val="num" w:pos="5760"/>
+        </w:tabs>
+        <w:ind w:left="5760" w:hanging="360"/>
+      </w:pPr>
+    </w:lvl>
+    <w:lvl w:ilvl="8" w:tentative="1">
+      <w:start w:val="1"/>
+      <w:numFmt w:val="decimal"/>
+      <w:lvlText w:val="%9."/>
+      <w:lvlJc w:val="left"/>
+      <w:pPr>
+        <w:tabs>
+          <w:tab w:val="num" w:pos="6480"/>
+        </w:tabs>
+        <w:ind w:left="6480" w:hanging="360"/>
+      </w:pPr>
+    </w:lvl>
+  </w:abstractNum>
+  <w:abstractNum w:abstractNumId="10" w15:restartNumberingAfterBreak="0">
     <w:nsid w:val="2A466877"/>
     <w:multiLevelType w:val="multilevel"/>
     <w:tmpl w:val="C722012E"/>
@@ -6782,7 +9468,7 @@
       </w:rPr>
     </w:lvl>
   </w:abstractNum>
-  <w:abstractNum w:abstractNumId="9" w15:restartNumberingAfterBreak="0">
+  <w:abstractNum w:abstractNumId="11" w15:restartNumberingAfterBreak="0">
     <w:nsid w:val="2CB608C5"/>
     <w:multiLevelType w:val="multilevel"/>
     <w:tmpl w:val="23B40DD2"/>
@@ -6931,7 +9617,7 @@
       </w:rPr>
     </w:lvl>
   </w:abstractNum>
-  <w:abstractNum w:abstractNumId="10" w15:restartNumberingAfterBreak="0">
+  <w:abstractNum w:abstractNumId="12" w15:restartNumberingAfterBreak="0">
     <w:nsid w:val="30F556B7"/>
     <w:multiLevelType w:val="multilevel"/>
     <w:tmpl w:val="D89671D4"/>
@@ -7080,7 +9766,120 @@
       </w:rPr>
     </w:lvl>
   </w:abstractNum>
-  <w:abstractNum w:abstractNumId="11" w15:restartNumberingAfterBreak="0">
+  <w:abstractNum w:abstractNumId="13" w15:restartNumberingAfterBreak="0">
+    <w:nsid w:val="31C04AFC"/>
+    <w:multiLevelType w:val="multilevel"/>
+    <w:tmpl w:val="AE440B1E"/>
+    <w:lvl w:ilvl="0">
+      <w:start w:val="1"/>
+      <w:numFmt w:val="decimal"/>
+      <w:lvlText w:val="%1."/>
+      <w:lvlJc w:val="left"/>
+      <w:pPr>
+        <w:tabs>
+          <w:tab w:val="num" w:pos="720"/>
+        </w:tabs>
+        <w:ind w:left="720" w:hanging="360"/>
+      </w:pPr>
+    </w:lvl>
+    <w:lvl w:ilvl="1" w:tentative="1">
+      <w:start w:val="1"/>
+      <w:numFmt w:val="decimal"/>
+      <w:lvlText w:val="%2."/>
+      <w:lvlJc w:val="left"/>
+      <w:pPr>
+        <w:tabs>
+          <w:tab w:val="num" w:pos="1440"/>
+        </w:tabs>
+        <w:ind w:left="1440" w:hanging="360"/>
+      </w:pPr>
+    </w:lvl>
+    <w:lvl w:ilvl="2" w:tentative="1">
+      <w:start w:val="1"/>
+      <w:numFmt w:val="decimal"/>
+      <w:lvlText w:val="%3."/>
+      <w:lvlJc w:val="left"/>
+      <w:pPr>
+        <w:tabs>
+          <w:tab w:val="num" w:pos="2160"/>
+        </w:tabs>
+        <w:ind w:left="2160" w:hanging="360"/>
+      </w:pPr>
+    </w:lvl>
+    <w:lvl w:ilvl="3" w:tentative="1">
+      <w:start w:val="1"/>
+      <w:numFmt w:val="decimal"/>
+      <w:lvlText w:val="%4."/>
+      <w:lvlJc w:val="left"/>
+      <w:pPr>
+        <w:tabs>
+          <w:tab w:val="num" w:pos="2880"/>
+        </w:tabs>
+        <w:ind w:left="2880" w:hanging="360"/>
+      </w:pPr>
+    </w:lvl>
+    <w:lvl w:ilvl="4" w:tentative="1">
+      <w:start w:val="1"/>
+      <w:numFmt w:val="decimal"/>
+      <w:lvlText w:val="%5."/>
+      <w:lvlJc w:val="left"/>
+      <w:pPr>
+        <w:tabs>
+          <w:tab w:val="num" w:pos="3600"/>
+        </w:tabs>
+        <w:ind w:left="3600" w:hanging="360"/>
+      </w:pPr>
+    </w:lvl>
+    <w:lvl w:ilvl="5" w:tentative="1">
+      <w:start w:val="1"/>
+      <w:numFmt w:val="decimal"/>
+      <w:lvlText w:val="%6."/>
+      <w:lvlJc w:val="left"/>
+      <w:pPr>
+        <w:tabs>
+          <w:tab w:val="num" w:pos="4320"/>
+        </w:tabs>
+        <w:ind w:left="4320" w:hanging="360"/>
+      </w:pPr>
+    </w:lvl>
+    <w:lvl w:ilvl="6" w:tentative="1">
+      <w:start w:val="1"/>
+      <w:numFmt w:val="decimal"/>
+      <w:lvlText w:val="%7."/>
+      <w:lvlJc w:val="left"/>
+      <w:pPr>
+        <w:tabs>
+          <w:tab w:val="num" w:pos="5040"/>
+        </w:tabs>
+        <w:ind w:left="5040" w:hanging="360"/>
+      </w:pPr>
+    </w:lvl>
+    <w:lvl w:ilvl="7" w:tentative="1">
+      <w:start w:val="1"/>
+      <w:numFmt w:val="decimal"/>
+      <w:lvlText w:val="%8."/>
+      <w:lvlJc w:val="left"/>
+      <w:pPr>
+        <w:tabs>
+          <w:tab w:val="num" w:pos="5760"/>
+        </w:tabs>
+        <w:ind w:left="5760" w:hanging="360"/>
+      </w:pPr>
+    </w:lvl>
+    <w:lvl w:ilvl="8" w:tentative="1">
+      <w:start w:val="1"/>
+      <w:numFmt w:val="decimal"/>
+      <w:lvlText w:val="%9."/>
+      <w:lvlJc w:val="left"/>
+      <w:pPr>
+        <w:tabs>
+          <w:tab w:val="num" w:pos="6480"/>
+        </w:tabs>
+        <w:ind w:left="6480" w:hanging="360"/>
+      </w:pPr>
+    </w:lvl>
+  </w:abstractNum>
+  <w:abstractNum w:abstractNumId="14" w15:restartNumberingAfterBreak="0">
     <w:nsid w:val="339D5206"/>
     <w:multiLevelType w:val="multilevel"/>
     <w:tmpl w:val="D716E56E"/>
@@ -7229,7 +10028,7 @@
       </w:rPr>
     </w:lvl>
   </w:abstractNum>
-  <w:abstractNum w:abstractNumId="12" w15:restartNumberingAfterBreak="0">
+  <w:abstractNum w:abstractNumId="15" w15:restartNumberingAfterBreak="0">
     <w:nsid w:val="33CD6BC0"/>
     <w:multiLevelType w:val="multilevel"/>
     <w:tmpl w:val="F5A0B322"/>
@@ -7378,7 +10177,7 @@
       </w:rPr>
     </w:lvl>
   </w:abstractNum>
-  <w:abstractNum w:abstractNumId="13" w15:restartNumberingAfterBreak="0">
+  <w:abstractNum w:abstractNumId="16" w15:restartNumberingAfterBreak="0">
     <w:nsid w:val="46852715"/>
     <w:multiLevelType w:val="multilevel"/>
     <w:tmpl w:val="2A92691C"/>
@@ -7527,7 +10326,7 @@
       </w:rPr>
     </w:lvl>
   </w:abstractNum>
-  <w:abstractNum w:abstractNumId="14" w15:restartNumberingAfterBreak="0">
+  <w:abstractNum w:abstractNumId="17" w15:restartNumberingAfterBreak="0">
     <w:nsid w:val="47901726"/>
     <w:multiLevelType w:val="multilevel"/>
     <w:tmpl w:val="6E88CBA4"/>
@@ -7676,7 +10475,7 @@
       </w:rPr>
     </w:lvl>
   </w:abstractNum>
-  <w:abstractNum w:abstractNumId="15" w15:restartNumberingAfterBreak="0">
+  <w:abstractNum w:abstractNumId="18" w15:restartNumberingAfterBreak="0">
     <w:nsid w:val="498C3B49"/>
     <w:multiLevelType w:val="multilevel"/>
     <w:tmpl w:val="1FC8A020"/>
@@ -7825,7 +10624,7 @@
       </w:rPr>
     </w:lvl>
   </w:abstractNum>
-  <w:abstractNum w:abstractNumId="16" w15:restartNumberingAfterBreak="0">
+  <w:abstractNum w:abstractNumId="19" w15:restartNumberingAfterBreak="0">
     <w:nsid w:val="4BE14BBD"/>
     <w:multiLevelType w:val="multilevel"/>
     <w:tmpl w:val="CE8A0416"/>
@@ -7974,7 +10773,156 @@
       </w:rPr>
     </w:lvl>
   </w:abstractNum>
-  <w:abstractNum w:abstractNumId="17" w15:restartNumberingAfterBreak="0">
+  <w:abstractNum w:abstractNumId="20" w15:restartNumberingAfterBreak="0">
+    <w:nsid w:val="4FE55279"/>
+    <w:multiLevelType w:val="multilevel"/>
+    <w:tmpl w:val="50928BCA"/>
+    <w:lvl w:ilvl="0">
+      <w:start w:val="1"/>
+      <w:numFmt w:val="bullet"/>
+      <w:lvlText w:val=""/>
+      <w:lvlJc w:val="left"/>
+      <w:pPr>
+        <w:tabs>
+          <w:tab w:val="num" w:pos="720"/>
+        </w:tabs>
+        <w:ind w:left="720" w:hanging="360"/>
+      </w:pPr>
+      <w:rPr>
+        <w:rFonts w:ascii="Symbol" w:hAnsi="Symbol" w:hint="default"/>
+        <w:sz w:val="20"/>
+      </w:rPr>
+    </w:lvl>
+    <w:lvl w:ilvl="1" w:tentative="1">
+      <w:start w:val="1"/>
+      <w:numFmt w:val="bullet"/>
+      <w:lvlText w:val="o"/>
+      <w:lvlJc w:val="left"/>
+      <w:pPr>
+        <w:tabs>
+          <w:tab w:val="num" w:pos="1440"/>
+        </w:tabs>
+        <w:ind w:left="1440" w:hanging="360"/>
+      </w:pPr>
+      <w:rPr>
+        <w:rFonts w:ascii="Courier New" w:hAnsi="Courier New" w:hint="default"/>
+        <w:sz w:val="20"/>
+      </w:rPr>
+    </w:lvl>
+    <w:lvl w:ilvl="2" w:tentative="1">
+      <w:start w:val="1"/>
+      <w:numFmt w:val="bullet"/>
+      <w:lvlText w:val=""/>
+      <w:lvlJc w:val="left"/>
+      <w:pPr>
+        <w:tabs>
+          <w:tab w:val="num" w:pos="2160"/>
+        </w:tabs>
+        <w:ind w:left="2160" w:hanging="360"/>
+      </w:pPr>
+      <w:rPr>
+        <w:rFonts w:ascii="Wingdings" w:hAnsi="Wingdings" w:hint="default"/>
+        <w:sz w:val="20"/>
+      </w:rPr>
+    </w:lvl>
+    <w:lvl w:ilvl="3" w:tentative="1">
+      <w:start w:val="1"/>
+      <w:numFmt w:val="bullet"/>
+      <w:lvlText w:val=""/>
+      <w:lvlJc w:val="left"/>
+      <w:pPr>
+        <w:tabs>
+          <w:tab w:val="num" w:pos="2880"/>
+        </w:tabs>
+        <w:ind w:left="2880" w:hanging="360"/>
+      </w:pPr>
+      <w:rPr>
+        <w:rFonts w:ascii="Wingdings" w:hAnsi="Wingdings" w:hint="default"/>
+        <w:sz w:val="20"/>
+      </w:rPr>
+    </w:lvl>
+    <w:lvl w:ilvl="4" w:tentative="1">
+      <w:start w:val="1"/>
+      <w:numFmt w:val="bullet"/>
+      <w:lvlText w:val=""/>
+      <w:lvlJc w:val="left"/>
+      <w:pPr>
+        <w:tabs>
+          <w:tab w:val="num" w:pos="3600"/>
+        </w:tabs>
+        <w:ind w:left="3600" w:hanging="360"/>
+      </w:pPr>
+      <w:rPr>
+        <w:rFonts w:ascii="Wingdings" w:hAnsi="Wingdings" w:hint="default"/>
+        <w:sz w:val="20"/>
+      </w:rPr>
+    </w:lvl>
+    <w:lvl w:ilvl="5" w:tentative="1">
+      <w:start w:val="1"/>
+      <w:numFmt w:val="bullet"/>
+      <w:lvlText w:val=""/>
+      <w:lvlJc w:val="left"/>
+      <w:pPr>
+        <w:tabs>
+          <w:tab w:val="num" w:pos="4320"/>
+        </w:tabs>
+        <w:ind w:left="4320" w:hanging="360"/>
+      </w:pPr>
+      <w:rPr>
+        <w:rFonts w:ascii="Wingdings" w:hAnsi="Wingdings" w:hint="default"/>
+        <w:sz w:val="20"/>
+      </w:rPr>
+    </w:lvl>
+    <w:lvl w:ilvl="6" w:tentative="1">
+      <w:start w:val="1"/>
+      <w:numFmt w:val="bullet"/>
+      <w:lvlText w:val=""/>
+      <w:lvlJc w:val="left"/>
+      <w:pPr>
+        <w:tabs>
+          <w:tab w:val="num" w:pos="5040"/>
+        </w:tabs>
+        <w:ind w:left="5040" w:hanging="360"/>
+      </w:pPr>
+      <w:rPr>
+        <w:rFonts w:ascii="Wingdings" w:hAnsi="Wingdings" w:hint="default"/>
+        <w:sz w:val="20"/>
+      </w:rPr>
+    </w:lvl>
+    <w:lvl w:ilvl="7" w:tentative="1">
+      <w:start w:val="1"/>
+      <w:numFmt w:val="bullet"/>
+      <w:lvlText w:val=""/>
+      <w:lvlJc w:val="left"/>
+      <w:pPr>
+        <w:tabs>
+          <w:tab w:val="num" w:pos="5760"/>
+        </w:tabs>
+        <w:ind w:left="5760" w:hanging="360"/>
+      </w:pPr>
+      <w:rPr>
+        <w:rFonts w:ascii="Wingdings" w:hAnsi="Wingdings" w:hint="default"/>
+        <w:sz w:val="20"/>
+      </w:rPr>
+    </w:lvl>
+    <w:lvl w:ilvl="8" w:tentative="1">
+      <w:start w:val="1"/>
+      <w:numFmt w:val="bullet"/>
+      <w:lvlText w:val=""/>
+      <w:lvlJc w:val="left"/>
+      <w:pPr>
+        <w:tabs>
+          <w:tab w:val="num" w:pos="6480"/>
+        </w:tabs>
+        <w:ind w:left="6480" w:hanging="360"/>
+      </w:pPr>
+      <w:rPr>
+        <w:rFonts w:ascii="Wingdings" w:hAnsi="Wingdings" w:hint="default"/>
+        <w:sz w:val="20"/>
+      </w:rPr>
+    </w:lvl>
+  </w:abstractNum>
+  <w:abstractNum w:abstractNumId="21" w15:restartNumberingAfterBreak="0">
     <w:nsid w:val="502E3748"/>
     <w:multiLevelType w:val="hybridMultilevel"/>
     <w:tmpl w:val="4A18FC92"/>
@@ -8063,7 +11011,120 @@
       </w:pPr>
     </w:lvl>
   </w:abstractNum>
-  <w:abstractNum w:abstractNumId="18" w15:restartNumberingAfterBreak="0">
+  <w:abstractNum w:abstractNumId="22" w15:restartNumberingAfterBreak="0">
+    <w:nsid w:val="50AB6FB8"/>
+    <w:multiLevelType w:val="multilevel"/>
+    <w:tmpl w:val="860C0E78"/>
+    <w:lvl w:ilvl="0">
+      <w:start w:val="1"/>
+      <w:numFmt w:val="decimal"/>
+      <w:lvlText w:val="%1."/>
+      <w:lvlJc w:val="left"/>
+      <w:pPr>
+        <w:tabs>
+          <w:tab w:val="num" w:pos="720"/>
+        </w:tabs>
+        <w:ind w:left="720" w:hanging="360"/>
+      </w:pPr>
+    </w:lvl>
+    <w:lvl w:ilvl="1" w:tentative="1">
+      <w:start w:val="1"/>
+      <w:numFmt w:val="decimal"/>
+      <w:lvlText w:val="%2."/>
+      <w:lvlJc w:val="left"/>
+      <w:pPr>
+        <w:tabs>
+          <w:tab w:val="num" w:pos="1440"/>
+        </w:tabs>
+        <w:ind w:left="1440" w:hanging="360"/>
+      </w:pPr>
+    </w:lvl>
+    <w:lvl w:ilvl="2" w:tentative="1">
+      <w:start w:val="1"/>
+      <w:numFmt w:val="decimal"/>
+      <w:lvlText w:val="%3."/>
+      <w:lvlJc w:val="left"/>
+      <w:pPr>
+        <w:tabs>
+          <w:tab w:val="num" w:pos="2160"/>
+        </w:tabs>
+        <w:ind w:left="2160" w:hanging="360"/>
+      </w:pPr>
+    </w:lvl>
+    <w:lvl w:ilvl="3" w:tentative="1">
+      <w:start w:val="1"/>
+      <w:numFmt w:val="decimal"/>
+      <w:lvlText w:val="%4."/>
+      <w:lvlJc w:val="left"/>
+      <w:pPr>
+        <w:tabs>
+          <w:tab w:val="num" w:pos="2880"/>
+        </w:tabs>
+        <w:ind w:left="2880" w:hanging="360"/>
+      </w:pPr>
+    </w:lvl>
+    <w:lvl w:ilvl="4" w:tentative="1">
+      <w:start w:val="1"/>
+      <w:numFmt w:val="decimal"/>
+      <w:lvlText w:val="%5."/>
+      <w:lvlJc w:val="left"/>
+      <w:pPr>
+        <w:tabs>
+          <w:tab w:val="num" w:pos="3600"/>
+        </w:tabs>
+        <w:ind w:left="3600" w:hanging="360"/>
+      </w:pPr>
+    </w:lvl>
+    <w:lvl w:ilvl="5" w:tentative="1">
+      <w:start w:val="1"/>
+      <w:numFmt w:val="decimal"/>
+      <w:lvlText w:val="%6."/>
+      <w:lvlJc w:val="left"/>
+      <w:pPr>
+        <w:tabs>
+          <w:tab w:val="num" w:pos="4320"/>
+        </w:tabs>
+        <w:ind w:left="4320" w:hanging="360"/>
+      </w:pPr>
+    </w:lvl>
+    <w:lvl w:ilvl="6" w:tentative="1">
+      <w:start w:val="1"/>
+      <w:numFmt w:val="decimal"/>
+      <w:lvlText w:val="%7."/>
+      <w:lvlJc w:val="left"/>
+      <w:pPr>
+        <w:tabs>
+          <w:tab w:val="num" w:pos="5040"/>
+        </w:tabs>
+        <w:ind w:left="5040" w:hanging="360"/>
+      </w:pPr>
+    </w:lvl>
+    <w:lvl w:ilvl="7" w:tentative="1">
+      <w:start w:val="1"/>
+      <w:numFmt w:val="decimal"/>
+      <w:lvlText w:val="%8."/>
+      <w:lvlJc w:val="left"/>
+      <w:pPr>
+        <w:tabs>
+          <w:tab w:val="num" w:pos="5760"/>
+        </w:tabs>
+        <w:ind w:left="5760" w:hanging="360"/>
+      </w:pPr>
+    </w:lvl>
+    <w:lvl w:ilvl="8" w:tentative="1">
+      <w:start w:val="1"/>
+      <w:numFmt w:val="decimal"/>
+      <w:lvlText w:val="%9."/>
+      <w:lvlJc w:val="left"/>
+      <w:pPr>
+        <w:tabs>
+          <w:tab w:val="num" w:pos="6480"/>
+        </w:tabs>
+        <w:ind w:left="6480" w:hanging="360"/>
+      </w:pPr>
+    </w:lvl>
+  </w:abstractNum>
+  <w:abstractNum w:abstractNumId="23" w15:restartNumberingAfterBreak="0">
     <w:nsid w:val="57D9643C"/>
     <w:multiLevelType w:val="multilevel"/>
     <w:tmpl w:val="183887C0"/>
@@ -8212,7 +11273,156 @@
       </w:rPr>
     </w:lvl>
   </w:abstractNum>
-  <w:abstractNum w:abstractNumId="19" w15:restartNumberingAfterBreak="0">
+  <w:abstractNum w:abstractNumId="24" w15:restartNumberingAfterBreak="0">
+    <w:nsid w:val="57FE0118"/>
+    <w:multiLevelType w:val="multilevel"/>
+    <w:tmpl w:val="5182792C"/>
+    <w:lvl w:ilvl="0">
+      <w:start w:val="1"/>
+      <w:numFmt w:val="bullet"/>
+      <w:lvlText w:val=""/>
+      <w:lvlJc w:val="left"/>
+      <w:pPr>
+        <w:tabs>
+          <w:tab w:val="num" w:pos="720"/>
+        </w:tabs>
+        <w:ind w:left="720" w:hanging="360"/>
+      </w:pPr>
+      <w:rPr>
+        <w:rFonts w:ascii="Symbol" w:hAnsi="Symbol" w:hint="default"/>
+        <w:sz w:val="20"/>
+      </w:rPr>
+    </w:lvl>
+    <w:lvl w:ilvl="1" w:tentative="1">
+      <w:start w:val="1"/>
+      <w:numFmt w:val="bullet"/>
+      <w:lvlText w:val="o"/>
+      <w:lvlJc w:val="left"/>
+      <w:pPr>
+        <w:tabs>
+          <w:tab w:val="num" w:pos="1440"/>
+        </w:tabs>
+        <w:ind w:left="1440" w:hanging="360"/>
+      </w:pPr>
+      <w:rPr>
+        <w:rFonts w:ascii="Courier New" w:hAnsi="Courier New" w:hint="default"/>
+        <w:sz w:val="20"/>
+      </w:rPr>
+    </w:lvl>
+    <w:lvl w:ilvl="2" w:tentative="1">
+      <w:start w:val="1"/>
+      <w:numFmt w:val="bullet"/>
+      <w:lvlText w:val=""/>
+      <w:lvlJc w:val="left"/>
+      <w:pPr>
+        <w:tabs>
+          <w:tab w:val="num" w:pos="2160"/>
+        </w:tabs>
+        <w:ind w:left="2160" w:hanging="360"/>
+      </w:pPr>
+      <w:rPr>
+        <w:rFonts w:ascii="Wingdings" w:hAnsi="Wingdings" w:hint="default"/>
+        <w:sz w:val="20"/>
+      </w:rPr>
+    </w:lvl>
+    <w:lvl w:ilvl="3" w:tentative="1">
+      <w:start w:val="1"/>
+      <w:numFmt w:val="bullet"/>
+      <w:lvlText w:val=""/>
+      <w:lvlJc w:val="left"/>
+      <w:pPr>
+        <w:tabs>
+          <w:tab w:val="num" w:pos="2880"/>
+        </w:tabs>
+        <w:ind w:left="2880" w:hanging="360"/>
+      </w:pPr>
+      <w:rPr>
+        <w:rFonts w:ascii="Wingdings" w:hAnsi="Wingdings" w:hint="default"/>
+        <w:sz w:val="20"/>
+      </w:rPr>
+    </w:lvl>
+    <w:lvl w:ilvl="4" w:tentative="1">
+      <w:start w:val="1"/>
+      <w:numFmt w:val="bullet"/>
+      <w:lvlText w:val=""/>
+      <w:lvlJc w:val="left"/>
+      <w:pPr>
+        <w:tabs>
+          <w:tab w:val="num" w:pos="3600"/>
+        </w:tabs>
+        <w:ind w:left="3600" w:hanging="360"/>
+      </w:pPr>
+      <w:rPr>
+        <w:rFonts w:ascii="Wingdings" w:hAnsi="Wingdings" w:hint="default"/>
+        <w:sz w:val="20"/>
+      </w:rPr>
+    </w:lvl>
+    <w:lvl w:ilvl="5" w:tentative="1">
+      <w:start w:val="1"/>
+      <w:numFmt w:val="bullet"/>
+      <w:lvlText w:val=""/>
+      <w:lvlJc w:val="left"/>
+      <w:pPr>
+        <w:tabs>
+          <w:tab w:val="num" w:pos="4320"/>
+        </w:tabs>
+        <w:ind w:left="4320" w:hanging="360"/>
+      </w:pPr>
+      <w:rPr>
+        <w:rFonts w:ascii="Wingdings" w:hAnsi="Wingdings" w:hint="default"/>
+        <w:sz w:val="20"/>
+      </w:rPr>
+    </w:lvl>
+    <w:lvl w:ilvl="6" w:tentative="1">
+      <w:start w:val="1"/>
+      <w:numFmt w:val="bullet"/>
+      <w:lvlText w:val=""/>
+      <w:lvlJc w:val="left"/>
+      <w:pPr>
+        <w:tabs>
+          <w:tab w:val="num" w:pos="5040"/>
+        </w:tabs>
+        <w:ind w:left="5040" w:hanging="360"/>
+      </w:pPr>
+      <w:rPr>
+        <w:rFonts w:ascii="Wingdings" w:hAnsi="Wingdings" w:hint="default"/>
+        <w:sz w:val="20"/>
+      </w:rPr>
+    </w:lvl>
+    <w:lvl w:ilvl="7" w:tentative="1">
+      <w:start w:val="1"/>
+      <w:numFmt w:val="bullet"/>
+      <w:lvlText w:val=""/>
+      <w:lvlJc w:val="left"/>
+      <w:pPr>
+        <w:tabs>
+          <w:tab w:val="num" w:pos="5760"/>
+        </w:tabs>
+        <w:ind w:left="5760" w:hanging="360"/>
+      </w:pPr>
+      <w:rPr>
+        <w:rFonts w:ascii="Wingdings" w:hAnsi="Wingdings" w:hint="default"/>
+        <w:sz w:val="20"/>
+      </w:rPr>
+    </w:lvl>
+    <w:lvl w:ilvl="8" w:tentative="1">
+      <w:start w:val="1"/>
+      <w:numFmt w:val="bullet"/>
+      <w:lvlText w:val=""/>
+      <w:lvlJc w:val="left"/>
+      <w:pPr>
+        <w:tabs>
+          <w:tab w:val="num" w:pos="6480"/>
+        </w:tabs>
+        <w:ind w:left="6480" w:hanging="360"/>
+      </w:pPr>
+      <w:rPr>
+        <w:rFonts w:ascii="Wingdings" w:hAnsi="Wingdings" w:hint="default"/>
+        <w:sz w:val="20"/>
+      </w:rPr>
+    </w:lvl>
+  </w:abstractNum>
+  <w:abstractNum w:abstractNumId="25" w15:restartNumberingAfterBreak="0">
     <w:nsid w:val="59CD5827"/>
     <w:multiLevelType w:val="multilevel"/>
     <w:tmpl w:val="2E5E24B0"/>
@@ -8361,7 +11571,7 @@
       </w:rPr>
     </w:lvl>
   </w:abstractNum>
-  <w:abstractNum w:abstractNumId="20" w15:restartNumberingAfterBreak="0">
+  <w:abstractNum w:abstractNumId="26" w15:restartNumberingAfterBreak="0">
     <w:nsid w:val="5F104094"/>
     <w:multiLevelType w:val="multilevel"/>
     <w:tmpl w:val="6008A55E"/>
@@ -8510,7 +11720,7 @@
       </w:rPr>
     </w:lvl>
   </w:abstractNum>
-  <w:abstractNum w:abstractNumId="21" w15:restartNumberingAfterBreak="0">
+  <w:abstractNum w:abstractNumId="27" w15:restartNumberingAfterBreak="0">
     <w:nsid w:val="60BA779F"/>
     <w:multiLevelType w:val="multilevel"/>
     <w:tmpl w:val="C8A85350"/>
@@ -8659,7 +11869,7 @@
       </w:rPr>
     </w:lvl>
   </w:abstractNum>
-  <w:abstractNum w:abstractNumId="22" w15:restartNumberingAfterBreak="0">
+  <w:abstractNum w:abstractNumId="28" w15:restartNumberingAfterBreak="0">
     <w:nsid w:val="627F6896"/>
     <w:multiLevelType w:val="multilevel"/>
     <w:tmpl w:val="4120B4F0"/>
@@ -8808,7 +12018,7 @@
       </w:rPr>
     </w:lvl>
   </w:abstractNum>
-  <w:abstractNum w:abstractNumId="23" w15:restartNumberingAfterBreak="0">
+  <w:abstractNum w:abstractNumId="29" w15:restartNumberingAfterBreak="0">
     <w:nsid w:val="688D3390"/>
     <w:multiLevelType w:val="multilevel"/>
     <w:tmpl w:val="9990A8AA"/>
@@ -8957,7 +12167,7 @@
       </w:rPr>
     </w:lvl>
   </w:abstractNum>
-  <w:abstractNum w:abstractNumId="24" w15:restartNumberingAfterBreak="0">
+  <w:abstractNum w:abstractNumId="30" w15:restartNumberingAfterBreak="0">
     <w:nsid w:val="6AB621D8"/>
     <w:multiLevelType w:val="multilevel"/>
     <w:tmpl w:val="35C08088"/>
@@ -9106,7 +12316,7 @@
       </w:rPr>
     </w:lvl>
   </w:abstractNum>
-  <w:abstractNum w:abstractNumId="25" w15:restartNumberingAfterBreak="0">
+  <w:abstractNum w:abstractNumId="31" w15:restartNumberingAfterBreak="0">
     <w:nsid w:val="6CB403EE"/>
     <w:multiLevelType w:val="multilevel"/>
     <w:tmpl w:val="C5BC5B8C"/>
@@ -9255,7 +12465,7 @@
       </w:rPr>
     </w:lvl>
   </w:abstractNum>
-  <w:abstractNum w:abstractNumId="26" w15:restartNumberingAfterBreak="0">
+  <w:abstractNum w:abstractNumId="32" w15:restartNumberingAfterBreak="0">
     <w:nsid w:val="71760D36"/>
     <w:multiLevelType w:val="multilevel"/>
     <w:tmpl w:val="0CCA01D0"/>
@@ -9404,7 +12614,120 @@
       </w:rPr>
     </w:lvl>
   </w:abstractNum>
-  <w:abstractNum w:abstractNumId="27" w15:restartNumberingAfterBreak="0">
+  <w:abstractNum w:abstractNumId="33" w15:restartNumberingAfterBreak="0">
+    <w:nsid w:val="74FF225A"/>
+    <w:multiLevelType w:val="multilevel"/>
+    <w:tmpl w:val="1E4CB530"/>
+    <w:lvl w:ilvl="0">
+      <w:start w:val="1"/>
+      <w:numFmt w:val="decimal"/>
+      <w:lvlText w:val="%1."/>
+      <w:lvlJc w:val="left"/>
+      <w:pPr>
+        <w:tabs>
+          <w:tab w:val="num" w:pos="720"/>
+        </w:tabs>
+        <w:ind w:left="720" w:hanging="360"/>
+      </w:pPr>
+    </w:lvl>
+    <w:lvl w:ilvl="1" w:tentative="1">
+      <w:start w:val="1"/>
+      <w:numFmt w:val="decimal"/>
+      <w:lvlText w:val="%2."/>
+      <w:lvlJc w:val="left"/>
+      <w:pPr>
+        <w:tabs>
+          <w:tab w:val="num" w:pos="1440"/>
+        </w:tabs>
+        <w:ind w:left="1440" w:hanging="360"/>
+      </w:pPr>
+    </w:lvl>
+    <w:lvl w:ilvl="2" w:tentative="1">
+      <w:start w:val="1"/>
+      <w:numFmt w:val="decimal"/>
+      <w:lvlText w:val="%3."/>
+      <w:lvlJc w:val="left"/>
+      <w:pPr>
+        <w:tabs>
+          <w:tab w:val="num" w:pos="2160"/>
+        </w:tabs>
+        <w:ind w:left="2160" w:hanging="360"/>
+      </w:pPr>
+    </w:lvl>
+    <w:lvl w:ilvl="3" w:tentative="1">
+      <w:start w:val="1"/>
+      <w:numFmt w:val="decimal"/>
+      <w:lvlText w:val="%4."/>
+      <w:lvlJc w:val="left"/>
+      <w:pPr>
+        <w:tabs>
+          <w:tab w:val="num" w:pos="2880"/>
+        </w:tabs>
+        <w:ind w:left="2880" w:hanging="360"/>
+      </w:pPr>
+    </w:lvl>
+    <w:lvl w:ilvl="4" w:tentative="1">
+      <w:start w:val="1"/>
+      <w:numFmt w:val="decimal"/>
+      <w:lvlText w:val="%5."/>
+      <w:lvlJc w:val="left"/>
+      <w:pPr>
+        <w:tabs>
+          <w:tab w:val="num" w:pos="3600"/>
+        </w:tabs>
+        <w:ind w:left="3600" w:hanging="360"/>
+      </w:pPr>
+    </w:lvl>
+    <w:lvl w:ilvl="5" w:tentative="1">
+      <w:start w:val="1"/>
+      <w:numFmt w:val="decimal"/>
+      <w:lvlText w:val="%6."/>
+      <w:lvlJc w:val="left"/>
+      <w:pPr>
+        <w:tabs>
+          <w:tab w:val="num" w:pos="4320"/>
+        </w:tabs>
+        <w:ind w:left="4320" w:hanging="360"/>
+      </w:pPr>
+    </w:lvl>
+    <w:lvl w:ilvl="6" w:tentative="1">
+      <w:start w:val="1"/>
+      <w:numFmt w:val="decimal"/>
+      <w:lvlText w:val="%7."/>
+      <w:lvlJc w:val="left"/>
+      <w:pPr>
+        <w:tabs>
+          <w:tab w:val="num" w:pos="5040"/>
+        </w:tabs>
+        <w:ind w:left="5040" w:hanging="360"/>
+      </w:pPr>
+    </w:lvl>
+    <w:lvl w:ilvl="7" w:tentative="1">
+      <w:start w:val="1"/>
+      <w:numFmt w:val="decimal"/>
+      <w:lvlText w:val="%8."/>
+      <w:lvlJc w:val="left"/>
+      <w:pPr>
+        <w:tabs>
+          <w:tab w:val="num" w:pos="5760"/>
+        </w:tabs>
+        <w:ind w:left="5760" w:hanging="360"/>
+      </w:pPr>
+    </w:lvl>
+    <w:lvl w:ilvl="8" w:tentative="1">
+      <w:start w:val="1"/>
+      <w:numFmt w:val="decimal"/>
+      <w:lvlText w:val="%9."/>
+      <w:lvlJc w:val="left"/>
+      <w:pPr>
+        <w:tabs>
+          <w:tab w:val="num" w:pos="6480"/>
+        </w:tabs>
+        <w:ind w:left="6480" w:hanging="360"/>
+      </w:pPr>
+    </w:lvl>
+  </w:abstractNum>
+  <w:abstractNum w:abstractNumId="34" w15:restartNumberingAfterBreak="0">
     <w:nsid w:val="75EA5BCC"/>
     <w:multiLevelType w:val="multilevel"/>
     <w:tmpl w:val="B380A4F8"/>
@@ -9553,7 +12876,7 @@
       </w:rPr>
     </w:lvl>
   </w:abstractNum>
-  <w:abstractNum w:abstractNumId="28" w15:restartNumberingAfterBreak="0">
+  <w:abstractNum w:abstractNumId="35" w15:restartNumberingAfterBreak="0">
     <w:nsid w:val="7EB81D09"/>
     <w:multiLevelType w:val="multilevel"/>
     <w:tmpl w:val="5470ABE2"/>
@@ -9703,91 +13026,112 @@
     </w:lvl>
   </w:abstractNum>
   <w:num w:numId="1" w16cid:durableId="2018078031">
-    <w:abstractNumId w:val="26"/>
+    <w:abstractNumId w:val="32"/>
   </w:num>
   <w:num w:numId="2" w16cid:durableId="741365238">
-    <w:abstractNumId w:val="15"/>
+    <w:abstractNumId w:val="18"/>
   </w:num>
   <w:num w:numId="3" w16cid:durableId="1717461758">
     <w:abstractNumId w:val="0"/>
   </w:num>
   <w:num w:numId="4" w16cid:durableId="265501177">
-    <w:abstractNumId w:val="23"/>
+    <w:abstractNumId w:val="29"/>
   </w:num>
   <w:num w:numId="5" w16cid:durableId="1584415748">
-    <w:abstractNumId w:val="8"/>
+    <w:abstractNumId w:val="10"/>
   </w:num>
   <w:num w:numId="6" w16cid:durableId="28797672">
-    <w:abstractNumId w:val="5"/>
+    <w:abstractNumId w:val="6"/>
   </w:num>
   <w:num w:numId="7" w16cid:durableId="1050767052">
-    <w:abstractNumId w:val="6"/>
+    <w:abstractNumId w:val="7"/>
   </w:num>
   <w:num w:numId="8" w16cid:durableId="2078820826">
-    <w:abstractNumId w:val="22"/>
+    <w:abstractNumId w:val="28"/>
   </w:num>
   <w:num w:numId="9" w16cid:durableId="1939949756">
     <w:abstractNumId w:val="1"/>
   </w:num>
   <w:num w:numId="10" w16cid:durableId="435440333">
-    <w:abstractNumId w:val="16"/>
+    <w:abstractNumId w:val="19"/>
   </w:num>
   <w:num w:numId="11" w16cid:durableId="1348556571">
-    <w:abstractNumId w:val="20"/>
+    <w:abstractNumId w:val="26"/>
   </w:num>
   <w:num w:numId="12" w16cid:durableId="33307813">
     <w:abstractNumId w:val="4"/>
   </w:num>
   <w:num w:numId="13" w16cid:durableId="876814190">
-    <w:abstractNumId w:val="18"/>
+    <w:abstractNumId w:val="23"/>
   </w:num>
   <w:num w:numId="14" w16cid:durableId="656156041">
-    <w:abstractNumId w:val="10"/>
+    <w:abstractNumId w:val="12"/>
   </w:num>
   <w:num w:numId="15" w16cid:durableId="1769160888">
-    <w:abstractNumId w:val="17"/>
+    <w:abstractNumId w:val="21"/>
   </w:num>
   <w:num w:numId="16" w16cid:durableId="1173104342">
-    <w:abstractNumId w:val="9"/>
+    <w:abstractNumId w:val="11"/>
   </w:num>
   <w:num w:numId="17" w16cid:durableId="906955703">
+    <w:abstractNumId w:val="31"/>
+  </w:num>
+  <w:num w:numId="18" w16cid:durableId="1733307109">
+    <w:abstractNumId w:val="15"/>
+  </w:num>
+  <w:num w:numId="19" w16cid:durableId="1915972666">
     <w:abstractNumId w:val="25"/>
   </w:num>
-  <w:num w:numId="18" w16cid:durableId="1733307109">
-    <w:abstractNumId w:val="12"/>
-  </w:num>
-  <w:num w:numId="19" w16cid:durableId="1915972666">
-    <w:abstractNumId w:val="19"/>
-  </w:num>
   <w:num w:numId="20" w16cid:durableId="2123956815">
-    <w:abstractNumId w:val="7"/>
+    <w:abstractNumId w:val="8"/>
   </w:num>
   <w:num w:numId="21" w16cid:durableId="675771216">
-    <w:abstractNumId w:val="11"/>
+    <w:abstractNumId w:val="14"/>
   </w:num>
   <w:num w:numId="22" w16cid:durableId="1284995052">
     <w:abstractNumId w:val="3"/>
   </w:num>
   <w:num w:numId="23" w16cid:durableId="1083261784">
-    <w:abstractNumId w:val="24"/>
+    <w:abstractNumId w:val="30"/>
   </w:num>
   <w:num w:numId="24" w16cid:durableId="2136635589">
-    <w:abstractNumId w:val="14"/>
+    <w:abstractNumId w:val="17"/>
   </w:num>
   <w:num w:numId="25" w16cid:durableId="1136290025">
-    <w:abstractNumId w:val="28"/>
+    <w:abstractNumId w:val="35"/>
   </w:num>
   <w:num w:numId="26" w16cid:durableId="591939600">
     <w:abstractNumId w:val="2"/>
   </w:num>
   <w:num w:numId="27" w16cid:durableId="1701472708">
+    <w:abstractNumId w:val="16"/>
+  </w:num>
+  <w:num w:numId="28" w16cid:durableId="1370449869">
+    <w:abstractNumId w:val="27"/>
+  </w:num>
+  <w:num w:numId="29" w16cid:durableId="806901398">
+    <w:abstractNumId w:val="34"/>
+  </w:num>
+  <w:num w:numId="30" w16cid:durableId="2093624311">
+    <w:abstractNumId w:val="5"/>
+  </w:num>
+  <w:num w:numId="31" w16cid:durableId="819033770">
+    <w:abstractNumId w:val="20"/>
+  </w:num>
+  <w:num w:numId="32" w16cid:durableId="1663897482">
     <w:abstractNumId w:val="13"/>
   </w:num>
-  <w:num w:numId="28" w16cid:durableId="1370449869">
-    <w:abstractNumId w:val="21"/>
+  <w:num w:numId="33" w16cid:durableId="1083377074">
+    <w:abstractNumId w:val="22"/>
   </w:num>
-  <w:num w:numId="29" w16cid:durableId="806901398">
-    <w:abstractNumId w:val="27"/>
+  <w:num w:numId="34" w16cid:durableId="1604992287">
+    <w:abstractNumId w:val="9"/>
+  </w:num>
+  <w:num w:numId="35" w16cid:durableId="25103740">
+    <w:abstractNumId w:val="24"/>
+  </w:num>
+  <w:num w:numId="36" w16cid:durableId="1365248419">
+    <w:abstractNumId w:val="33"/>
   </w:num>
 </w:numbering>
 </file>
